--- a/README-Jodie.docx
+++ b/README-Jodie.docx
@@ -6,14 +6,14 @@
       <w:pPr>
         <w:pStyle w:val="PlainText"/>
         <w:rPr>
-          <w:rFonts w:ascii="Courier New" w:hAnsi="Courier New" w:cs="Courier New"/>
-          <w:b/>
-          <w:bCs/>
-        </w:rPr>
-      </w:pPr>
-      <w:r>
-        <w:rPr>
-          <w:rFonts w:ascii="Courier New" w:hAnsi="Courier New" w:cs="Courier New"/>
+          <w:rFonts w:ascii="Calibri" w:hAnsi="Calibri" w:cs="Calibri"/>
+          <w:b/>
+          <w:bCs/>
+        </w:rPr>
+      </w:pPr>
+      <w:r>
+        <w:rPr>
+          <w:rFonts w:ascii="Calibri" w:hAnsi="Calibri" w:cs="Calibri"/>
           <w:b/>
           <w:bCs/>
         </w:rPr>
@@ -24,22 +24,22 @@
       <w:pPr>
         <w:pStyle w:val="PlainText"/>
         <w:rPr>
-          <w:rFonts w:ascii="Courier New" w:hAnsi="Courier New" w:cs="Courier New"/>
-        </w:rPr>
-      </w:pPr>
-    </w:p>
-    <w:p>
-      <w:pPr>
-        <w:pStyle w:val="PlainText"/>
-        <w:rPr>
-          <w:rFonts w:ascii="Courier New" w:hAnsi="Courier New" w:cs="Courier New"/>
-          <w:b/>
-          <w:bCs/>
-        </w:rPr>
-      </w:pPr>
-      <w:r>
-        <w:rPr>
-          <w:rFonts w:ascii="Courier New" w:hAnsi="Courier New" w:cs="Courier New"/>
+          <w:rFonts w:ascii="Calibri" w:hAnsi="Calibri" w:cs="Calibri"/>
+        </w:rPr>
+      </w:pPr>
+    </w:p>
+    <w:p>
+      <w:pPr>
+        <w:pStyle w:val="PlainText"/>
+        <w:rPr>
+          <w:rFonts w:ascii="Calibri" w:hAnsi="Calibri" w:cs="Calibri"/>
+          <w:b/>
+          <w:bCs/>
+        </w:rPr>
+      </w:pPr>
+      <w:r>
+        <w:rPr>
+          <w:rFonts w:ascii="Calibri" w:hAnsi="Calibri" w:cs="Calibri"/>
           <w:b/>
           <w:bCs/>
         </w:rPr>
@@ -47,7 +47,7 @@
       </w:r>
       <w:r>
         <w:rPr>
-          <w:rFonts w:ascii="Courier New" w:hAnsi="Courier New" w:cs="Courier New"/>
+          <w:rFonts w:ascii="Calibri" w:hAnsi="Calibri" w:cs="Calibri"/>
           <w:b/>
           <w:bCs/>
         </w:rPr>
@@ -55,7 +55,7 @@
       </w:r>
       <w:r>
         <w:rPr>
-          <w:rFonts w:ascii="Courier New" w:hAnsi="Courier New" w:cs="Courier New"/>
+          <w:rFonts w:ascii="Calibri" w:hAnsi="Calibri" w:cs="Calibri"/>
           <w:b/>
           <w:bCs/>
         </w:rPr>
@@ -66,22 +66,22 @@
       <w:pPr>
         <w:pStyle w:val="PlainText"/>
         <w:rPr>
-          <w:rFonts w:ascii="Courier New" w:hAnsi="Courier New" w:cs="Courier New"/>
-        </w:rPr>
-      </w:pPr>
-    </w:p>
-    <w:p>
-      <w:pPr>
-        <w:pStyle w:val="PlainText"/>
-        <w:rPr>
-          <w:rFonts w:ascii="Courier New" w:hAnsi="Courier New" w:cs="Courier New"/>
-          <w:b/>
-          <w:bCs/>
-        </w:rPr>
-      </w:pPr>
-      <w:r>
-        <w:rPr>
-          <w:rFonts w:ascii="Courier New" w:hAnsi="Courier New" w:cs="Courier New"/>
+          <w:rFonts w:ascii="Calibri" w:hAnsi="Calibri" w:cs="Calibri"/>
+        </w:rPr>
+      </w:pPr>
+    </w:p>
+    <w:p>
+      <w:pPr>
+        <w:pStyle w:val="PlainText"/>
+        <w:rPr>
+          <w:rFonts w:ascii="Calibri" w:hAnsi="Calibri" w:cs="Calibri"/>
+          <w:b/>
+          <w:bCs/>
+        </w:rPr>
+      </w:pPr>
+      <w:r>
+        <w:rPr>
+          <w:rFonts w:ascii="Calibri" w:hAnsi="Calibri" w:cs="Calibri"/>
           <w:b/>
           <w:bCs/>
         </w:rPr>
@@ -89,7 +89,7 @@
       </w:r>
       <w:r>
         <w:rPr>
-          <w:rFonts w:ascii="Courier New" w:hAnsi="Courier New" w:cs="Courier New"/>
+          <w:rFonts w:ascii="Calibri" w:hAnsi="Calibri" w:cs="Calibri"/>
           <w:b/>
           <w:bCs/>
         </w:rPr>
@@ -97,7 +97,7 @@
       </w:r>
       <w:r>
         <w:rPr>
-          <w:rFonts w:ascii="Courier New" w:hAnsi="Courier New" w:cs="Courier New"/>
+          <w:rFonts w:ascii="Calibri" w:hAnsi="Calibri" w:cs="Calibri"/>
           <w:b/>
           <w:bCs/>
         </w:rPr>
@@ -108,34 +108,34 @@
       <w:pPr>
         <w:pStyle w:val="PlainText"/>
         <w:rPr>
-          <w:rFonts w:ascii="Courier New" w:hAnsi="Courier New" w:cs="Courier New"/>
-        </w:rPr>
-      </w:pPr>
-    </w:p>
-    <w:p>
-      <w:pPr>
-        <w:pStyle w:val="PlainText"/>
-        <w:rPr>
-          <w:rFonts w:ascii="Courier New" w:hAnsi="Courier New" w:cs="Courier New"/>
-          <w:b/>
-          <w:bCs/>
-        </w:rPr>
-      </w:pPr>
-      <w:r>
-        <w:rPr>
-          <w:rFonts w:ascii="Courier New" w:hAnsi="Courier New" w:cs="Courier New"/>
+          <w:rFonts w:ascii="Calibri" w:hAnsi="Calibri" w:cs="Calibri"/>
+        </w:rPr>
+      </w:pPr>
+    </w:p>
+    <w:p>
+      <w:pPr>
+        <w:pStyle w:val="PlainText"/>
+        <w:rPr>
+          <w:rFonts w:ascii="Calibri" w:hAnsi="Calibri" w:cs="Calibri"/>
+          <w:b/>
+          <w:bCs/>
+        </w:rPr>
+      </w:pPr>
+      <w:r>
+        <w:rPr>
+          <w:rFonts w:ascii="Calibri" w:hAnsi="Calibri" w:cs="Calibri"/>
         </w:rPr>
         <w:t xml:space="preserve">    a.</w:t>
       </w:r>
       <w:r>
         <w:rPr>
-          <w:rFonts w:ascii="Courier New" w:hAnsi="Courier New" w:cs="Courier New"/>
+          <w:rFonts w:ascii="Calibri" w:hAnsi="Calibri" w:cs="Calibri"/>
         </w:rPr>
         <w:tab/>
       </w:r>
       <w:r>
         <w:rPr>
-          <w:rFonts w:ascii="Courier New" w:hAnsi="Courier New" w:cs="Courier New"/>
+          <w:rFonts w:ascii="Calibri" w:hAnsi="Calibri" w:cs="Calibri"/>
           <w:b/>
           <w:bCs/>
         </w:rPr>
@@ -143,7 +143,7 @@
       </w:r>
       <w:r>
         <w:rPr>
-          <w:rFonts w:ascii="Courier New" w:hAnsi="Courier New" w:cs="Courier New"/>
+          <w:rFonts w:ascii="Calibri" w:hAnsi="Calibri" w:cs="Calibri"/>
           <w:b/>
           <w:bCs/>
         </w:rPr>
@@ -154,14 +154,14 @@
       <w:pPr>
         <w:pStyle w:val="PlainText"/>
         <w:rPr>
-          <w:rFonts w:ascii="Courier New" w:hAnsi="Courier New" w:cs="Courier New"/>
-          <w:b/>
-          <w:bCs/>
-        </w:rPr>
-      </w:pPr>
-      <w:r>
-        <w:rPr>
-          <w:rFonts w:ascii="Courier New" w:hAnsi="Courier New" w:cs="Courier New"/>
+          <w:rFonts w:ascii="Calibri" w:hAnsi="Calibri" w:cs="Calibri"/>
+          <w:b/>
+          <w:bCs/>
+        </w:rPr>
+      </w:pPr>
+      <w:r>
+        <w:rPr>
+          <w:rFonts w:ascii="Calibri" w:hAnsi="Calibri" w:cs="Calibri"/>
           <w:b/>
           <w:bCs/>
         </w:rPr>
@@ -172,48 +172,56 @@
       <w:pPr>
         <w:pStyle w:val="PlainText"/>
         <w:rPr>
-          <w:rFonts w:ascii="Courier New" w:hAnsi="Courier New" w:cs="Courier New"/>
-          <w:b/>
-          <w:bCs/>
-        </w:rPr>
-      </w:pPr>
-      <w:r>
-        <w:rPr>
-          <w:rFonts w:ascii="Courier New" w:hAnsi="Courier New" w:cs="Courier New"/>
+          <w:rFonts w:ascii="Calibri" w:hAnsi="Calibri" w:cs="Calibri"/>
+          <w:b/>
+          <w:bCs/>
+        </w:rPr>
+      </w:pPr>
+      <w:r>
+        <w:rPr>
+          <w:rFonts w:ascii="Calibri" w:hAnsi="Calibri" w:cs="Calibri"/>
         </w:rPr>
         <w:t xml:space="preserve">   </w:t>
       </w:r>
       <w:r>
         <w:rPr>
-          <w:rFonts w:ascii="Courier New" w:hAnsi="Courier New" w:cs="Courier New"/>
+          <w:rFonts w:ascii="Calibri" w:hAnsi="Calibri" w:cs="Calibri"/>
           <w:b/>
           <w:bCs/>
         </w:rPr>
         <w:t xml:space="preserve">  - open it with a text editor (**not excel**) and take a look</w:t>
       </w:r>
-    </w:p>
-    <w:p>
-      <w:pPr>
-        <w:pStyle w:val="PlainText"/>
-        <w:rPr>
-          <w:rFonts w:ascii="Courier New" w:hAnsi="Courier New" w:cs="Courier New"/>
-          <w:b/>
-          <w:bCs/>
-        </w:rPr>
-      </w:pPr>
-    </w:p>
-    <w:p>
-      <w:pPr>
-        <w:pStyle w:val="PlainText"/>
-        <w:rPr>
-          <w:rFonts w:ascii="Courier New" w:hAnsi="Courier New" w:cs="Courier New"/>
-          <w:b/>
-          <w:bCs/>
-        </w:rPr>
-      </w:pPr>
-      <w:r>
-        <w:rPr>
-          <w:rFonts w:ascii="Courier New" w:hAnsi="Courier New" w:cs="Courier New"/>
+      <w:r>
+        <w:rPr>
+          <w:rFonts w:ascii="Calibri" w:hAnsi="Calibri" w:cs="Calibri"/>
+          <w:b/>
+          <w:bCs/>
+        </w:rPr>
+        <w:tab/>
+      </w:r>
+    </w:p>
+    <w:p>
+      <w:pPr>
+        <w:pStyle w:val="PlainText"/>
+        <w:rPr>
+          <w:rFonts w:ascii="Calibri" w:hAnsi="Calibri" w:cs="Calibri"/>
+          <w:b/>
+          <w:bCs/>
+        </w:rPr>
+      </w:pPr>
+    </w:p>
+    <w:p>
+      <w:pPr>
+        <w:pStyle w:val="PlainText"/>
+        <w:rPr>
+          <w:rFonts w:ascii="Calibri" w:hAnsi="Calibri" w:cs="Calibri"/>
+          <w:b/>
+          <w:bCs/>
+        </w:rPr>
+      </w:pPr>
+      <w:r>
+        <w:rPr>
+          <w:rFonts w:ascii="Calibri" w:hAnsi="Calibri" w:cs="Calibri"/>
           <w:b/>
           <w:bCs/>
         </w:rPr>
@@ -221,7 +229,7 @@
       </w:r>
       <w:r>
         <w:rPr>
-          <w:rFonts w:ascii="Courier New" w:hAnsi="Courier New" w:cs="Courier New"/>
+          <w:rFonts w:ascii="Calibri" w:hAnsi="Calibri" w:cs="Calibri"/>
           <w:b/>
           <w:bCs/>
         </w:rPr>
@@ -229,7 +237,7 @@
       </w:r>
       <w:r>
         <w:rPr>
-          <w:rFonts w:ascii="Courier New" w:hAnsi="Courier New" w:cs="Courier New"/>
+          <w:rFonts w:ascii="Calibri" w:hAnsi="Calibri" w:cs="Calibri"/>
           <w:b/>
           <w:bCs/>
         </w:rPr>
@@ -237,7 +245,7 @@
       </w:r>
       <w:r>
         <w:rPr>
-          <w:rFonts w:ascii="Courier New" w:hAnsi="Courier New" w:cs="Courier New"/>
+          <w:rFonts w:ascii="Calibri" w:hAnsi="Calibri" w:cs="Calibri"/>
           <w:b/>
           <w:bCs/>
         </w:rPr>
@@ -248,14 +256,14 @@
       <w:pPr>
         <w:pStyle w:val="PlainText"/>
         <w:rPr>
-          <w:rFonts w:ascii="Courier New" w:hAnsi="Courier New" w:cs="Courier New"/>
-          <w:b/>
-          <w:bCs/>
-        </w:rPr>
-      </w:pPr>
-      <w:r>
-        <w:rPr>
-          <w:rFonts w:ascii="Courier New" w:hAnsi="Courier New" w:cs="Courier New"/>
+          <w:rFonts w:ascii="Calibri" w:hAnsi="Calibri" w:cs="Calibri"/>
+          <w:b/>
+          <w:bCs/>
+        </w:rPr>
+      </w:pPr>
+      <w:r>
+        <w:rPr>
+          <w:rFonts w:ascii="Calibri" w:hAnsi="Calibri" w:cs="Calibri"/>
           <w:b/>
           <w:bCs/>
         </w:rPr>
@@ -266,20 +274,20 @@
       <w:pPr>
         <w:pStyle w:val="PlainText"/>
         <w:rPr>
-          <w:rFonts w:ascii="Courier New" w:hAnsi="Courier New" w:cs="Courier New"/>
-          <w:b/>
-          <w:bCs/>
-        </w:rPr>
-      </w:pPr>
-      <w:r>
-        <w:rPr>
-          <w:rFonts w:ascii="Courier New" w:hAnsi="Courier New" w:cs="Courier New"/>
+          <w:rFonts w:ascii="Calibri" w:hAnsi="Calibri" w:cs="Calibri"/>
+          <w:b/>
+          <w:bCs/>
+        </w:rPr>
+      </w:pPr>
+      <w:r>
+        <w:rPr>
+          <w:rFonts w:ascii="Calibri" w:hAnsi="Calibri" w:cs="Calibri"/>
         </w:rPr>
         <w:t xml:space="preserve">   </w:t>
       </w:r>
       <w:r>
         <w:rPr>
-          <w:rFonts w:ascii="Courier New" w:hAnsi="Courier New" w:cs="Courier New"/>
+          <w:rFonts w:ascii="Calibri" w:hAnsi="Calibri" w:cs="Calibri"/>
           <w:b/>
           <w:bCs/>
         </w:rPr>
@@ -290,24 +298,24 @@
       <w:pPr>
         <w:pStyle w:val="PlainText"/>
         <w:rPr>
-          <w:rFonts w:ascii="Courier New" w:hAnsi="Courier New" w:cs="Courier New"/>
-          <w:b/>
-          <w:bCs/>
-        </w:rPr>
-      </w:pPr>
-    </w:p>
-    <w:p>
-      <w:pPr>
-        <w:pStyle w:val="PlainText"/>
-        <w:rPr>
-          <w:rFonts w:ascii="Courier New" w:hAnsi="Courier New" w:cs="Courier New"/>
-          <w:b/>
-          <w:bCs/>
-        </w:rPr>
-      </w:pPr>
-      <w:r>
-        <w:rPr>
-          <w:rFonts w:ascii="Courier New" w:hAnsi="Courier New" w:cs="Courier New"/>
+          <w:rFonts w:ascii="Calibri" w:hAnsi="Calibri" w:cs="Calibri"/>
+          <w:b/>
+          <w:bCs/>
+        </w:rPr>
+      </w:pPr>
+    </w:p>
+    <w:p>
+      <w:pPr>
+        <w:pStyle w:val="PlainText"/>
+        <w:rPr>
+          <w:rFonts w:ascii="Calibri" w:hAnsi="Calibri" w:cs="Calibri"/>
+          <w:b/>
+          <w:bCs/>
+        </w:rPr>
+      </w:pPr>
+      <w:r>
+        <w:rPr>
+          <w:rFonts w:ascii="Calibri" w:hAnsi="Calibri" w:cs="Calibri"/>
           <w:b/>
           <w:bCs/>
         </w:rPr>
@@ -315,7 +323,7 @@
       </w:r>
       <w:r>
         <w:rPr>
-          <w:rFonts w:ascii="Courier New" w:hAnsi="Courier New" w:cs="Courier New"/>
+          <w:rFonts w:ascii="Calibri" w:hAnsi="Calibri" w:cs="Calibri"/>
           <w:b/>
           <w:bCs/>
         </w:rPr>
@@ -323,7 +331,7 @@
       </w:r>
       <w:r>
         <w:rPr>
-          <w:rFonts w:ascii="Courier New" w:hAnsi="Courier New" w:cs="Courier New"/>
+          <w:rFonts w:ascii="Calibri" w:hAnsi="Calibri" w:cs="Calibri"/>
           <w:b/>
           <w:bCs/>
         </w:rPr>
@@ -331,7 +339,7 @@
       </w:r>
       <w:r>
         <w:rPr>
-          <w:rFonts w:ascii="Courier New" w:hAnsi="Courier New" w:cs="Courier New"/>
+          <w:rFonts w:ascii="Calibri" w:hAnsi="Calibri" w:cs="Calibri"/>
           <w:b/>
           <w:bCs/>
         </w:rPr>
@@ -340,7 +348,7 @@
       <w:proofErr w:type="spellStart"/>
       <w:r>
         <w:rPr>
-          <w:rFonts w:ascii="Courier New" w:hAnsi="Courier New" w:cs="Courier New"/>
+          <w:rFonts w:ascii="Calibri" w:hAnsi="Calibri" w:cs="Calibri"/>
           <w:b/>
           <w:bCs/>
         </w:rPr>
@@ -349,7 +357,7 @@
       <w:proofErr w:type="spellEnd"/>
       <w:r>
         <w:rPr>
-          <w:rFonts w:ascii="Courier New" w:hAnsi="Courier New" w:cs="Courier New"/>
+          <w:rFonts w:ascii="Calibri" w:hAnsi="Calibri" w:cs="Calibri"/>
           <w:b/>
           <w:bCs/>
         </w:rPr>
@@ -360,24 +368,24 @@
       <w:pPr>
         <w:pStyle w:val="PlainText"/>
         <w:rPr>
-          <w:rFonts w:ascii="Courier New" w:hAnsi="Courier New" w:cs="Courier New"/>
-          <w:b/>
-          <w:bCs/>
-        </w:rPr>
-      </w:pPr>
-    </w:p>
-    <w:p>
-      <w:pPr>
-        <w:pStyle w:val="PlainText"/>
-        <w:rPr>
-          <w:rFonts w:ascii="Courier New" w:hAnsi="Courier New" w:cs="Courier New"/>
-          <w:b/>
-          <w:bCs/>
-        </w:rPr>
-      </w:pPr>
-      <w:r>
-        <w:rPr>
-          <w:rFonts w:ascii="Courier New" w:hAnsi="Courier New" w:cs="Courier New"/>
+          <w:rFonts w:ascii="Calibri" w:hAnsi="Calibri" w:cs="Calibri"/>
+          <w:b/>
+          <w:bCs/>
+        </w:rPr>
+      </w:pPr>
+    </w:p>
+    <w:p>
+      <w:pPr>
+        <w:pStyle w:val="PlainText"/>
+        <w:rPr>
+          <w:rFonts w:ascii="Calibri" w:hAnsi="Calibri" w:cs="Calibri"/>
+          <w:b/>
+          <w:bCs/>
+        </w:rPr>
+      </w:pPr>
+      <w:r>
+        <w:rPr>
+          <w:rFonts w:ascii="Calibri" w:hAnsi="Calibri" w:cs="Calibri"/>
           <w:b/>
           <w:bCs/>
         </w:rPr>
@@ -386,7 +394,7 @@
       <w:proofErr w:type="gramStart"/>
       <w:r>
         <w:rPr>
-          <w:rFonts w:ascii="Courier New" w:hAnsi="Courier New" w:cs="Courier New"/>
+          <w:rFonts w:ascii="Calibri" w:hAnsi="Calibri" w:cs="Calibri"/>
           <w:b/>
           <w:bCs/>
         </w:rPr>
@@ -395,7 +403,7 @@
       <w:proofErr w:type="gramEnd"/>
       <w:r>
         <w:rPr>
-          <w:rFonts w:ascii="Courier New" w:hAnsi="Courier New" w:cs="Courier New"/>
+          <w:rFonts w:ascii="Calibri" w:hAnsi="Calibri" w:cs="Calibri"/>
           <w:b/>
           <w:bCs/>
         </w:rPr>
@@ -406,20 +414,20 @@
       <w:pPr>
         <w:pStyle w:val="PlainText"/>
         <w:rPr>
-          <w:rFonts w:ascii="Courier New" w:hAnsi="Courier New" w:cs="Courier New"/>
-        </w:rPr>
-      </w:pPr>
-    </w:p>
-    <w:p>
-      <w:pPr>
-        <w:pStyle w:val="PlainText"/>
-        <w:rPr>
-          <w:rFonts w:ascii="Courier New" w:hAnsi="Courier New" w:cs="Courier New"/>
-        </w:rPr>
-      </w:pPr>
-      <w:r>
-        <w:rPr>
-          <w:rFonts w:ascii="Courier New" w:hAnsi="Courier New" w:cs="Courier New"/>
+          <w:rFonts w:ascii="Calibri" w:hAnsi="Calibri" w:cs="Calibri"/>
+        </w:rPr>
+      </w:pPr>
+    </w:p>
+    <w:p>
+      <w:pPr>
+        <w:pStyle w:val="PlainText"/>
+        <w:rPr>
+          <w:rFonts w:ascii="Calibri" w:hAnsi="Calibri" w:cs="Calibri"/>
+        </w:rPr>
+      </w:pPr>
+      <w:r>
+        <w:rPr>
+          <w:rFonts w:ascii="Calibri" w:hAnsi="Calibri" w:cs="Calibri"/>
         </w:rPr>
         <w:t xml:space="preserve">  - Use markdown cells to record your answers to any questions asked in this exercise. On the menu bar, you can toggle the cell type from `Code` to `Markdown`.</w:t>
       </w:r>
@@ -428,22 +436,22 @@
       <w:pPr>
         <w:pStyle w:val="PlainText"/>
         <w:rPr>
-          <w:rFonts w:ascii="Courier New" w:hAnsi="Courier New" w:cs="Courier New"/>
-        </w:rPr>
-      </w:pPr>
-    </w:p>
-    <w:p>
-      <w:pPr>
-        <w:pStyle w:val="PlainText"/>
-        <w:rPr>
-          <w:rFonts w:ascii="Courier New" w:hAnsi="Courier New" w:cs="Courier New"/>
-          <w:b/>
-          <w:bCs/>
-        </w:rPr>
-      </w:pPr>
-      <w:r>
-        <w:rPr>
-          <w:rFonts w:ascii="Courier New" w:hAnsi="Courier New" w:cs="Courier New"/>
+          <w:rFonts w:ascii="Calibri" w:hAnsi="Calibri" w:cs="Calibri"/>
+        </w:rPr>
+      </w:pPr>
+    </w:p>
+    <w:p>
+      <w:pPr>
+        <w:pStyle w:val="PlainText"/>
+        <w:rPr>
+          <w:rFonts w:ascii="Calibri" w:hAnsi="Calibri" w:cs="Calibri"/>
+          <w:b/>
+          <w:bCs/>
+        </w:rPr>
+      </w:pPr>
+      <w:r>
+        <w:rPr>
+          <w:rFonts w:ascii="Calibri" w:hAnsi="Calibri" w:cs="Calibri"/>
           <w:b/>
           <w:bCs/>
         </w:rPr>
@@ -451,7 +459,7 @@
       </w:r>
       <w:r>
         <w:rPr>
-          <w:rFonts w:ascii="Courier New" w:hAnsi="Courier New" w:cs="Courier New"/>
+          <w:rFonts w:ascii="Calibri" w:hAnsi="Calibri" w:cs="Calibri"/>
           <w:b/>
           <w:bCs/>
         </w:rPr>
@@ -459,7 +467,7 @@
       </w:r>
       <w:r>
         <w:rPr>
-          <w:rFonts w:ascii="Courier New" w:hAnsi="Courier New" w:cs="Courier New"/>
+          <w:rFonts w:ascii="Calibri" w:hAnsi="Calibri" w:cs="Calibri"/>
           <w:b/>
           <w:bCs/>
         </w:rPr>
@@ -467,7 +475,7 @@
       </w:r>
       <w:r>
         <w:rPr>
-          <w:rFonts w:ascii="Courier New" w:hAnsi="Courier New" w:cs="Courier New"/>
+          <w:rFonts w:ascii="Calibri" w:hAnsi="Calibri" w:cs="Calibri"/>
           <w:b/>
           <w:bCs/>
         </w:rPr>
@@ -478,24 +486,24 @@
       <w:pPr>
         <w:pStyle w:val="PlainText"/>
         <w:rPr>
-          <w:rFonts w:ascii="Courier New" w:hAnsi="Courier New" w:cs="Courier New"/>
-          <w:b/>
-          <w:bCs/>
-        </w:rPr>
-      </w:pPr>
-    </w:p>
-    <w:p>
-      <w:pPr>
-        <w:pStyle w:val="PlainText"/>
-        <w:rPr>
-          <w:rFonts w:ascii="Courier New" w:hAnsi="Courier New" w:cs="Courier New"/>
-          <w:b/>
-          <w:bCs/>
-        </w:rPr>
-      </w:pPr>
-      <w:r>
-        <w:rPr>
-          <w:rFonts w:ascii="Courier New" w:hAnsi="Courier New" w:cs="Courier New"/>
+          <w:rFonts w:ascii="Calibri" w:hAnsi="Calibri" w:cs="Calibri"/>
+          <w:b/>
+          <w:bCs/>
+        </w:rPr>
+      </w:pPr>
+    </w:p>
+    <w:p>
+      <w:pPr>
+        <w:pStyle w:val="PlainText"/>
+        <w:rPr>
+          <w:rFonts w:ascii="Calibri" w:hAnsi="Calibri" w:cs="Calibri"/>
+          <w:b/>
+          <w:bCs/>
+        </w:rPr>
+      </w:pPr>
+      <w:r>
+        <w:rPr>
+          <w:rFonts w:ascii="Calibri" w:hAnsi="Calibri" w:cs="Calibri"/>
           <w:b/>
           <w:bCs/>
         </w:rPr>
@@ -504,7 +512,7 @@
       <w:proofErr w:type="gramStart"/>
       <w:r>
         <w:rPr>
-          <w:rFonts w:ascii="Courier New" w:hAnsi="Courier New" w:cs="Courier New"/>
+          <w:rFonts w:ascii="Calibri" w:hAnsi="Calibri" w:cs="Calibri"/>
           <w:b/>
           <w:bCs/>
         </w:rPr>
@@ -513,7 +521,7 @@
       <w:proofErr w:type="gramEnd"/>
       <w:r>
         <w:rPr>
-          <w:rFonts w:ascii="Courier New" w:hAnsi="Courier New" w:cs="Courier New"/>
+          <w:rFonts w:ascii="Calibri" w:hAnsi="Calibri" w:cs="Calibri"/>
           <w:b/>
           <w:bCs/>
         </w:rPr>
@@ -524,14 +532,14 @@
       <w:pPr>
         <w:pStyle w:val="PlainText"/>
         <w:rPr>
-          <w:rFonts w:ascii="Courier New" w:hAnsi="Courier New" w:cs="Courier New"/>
-          <w:b/>
-          <w:bCs/>
-        </w:rPr>
-      </w:pPr>
-      <w:r>
-        <w:rPr>
-          <w:rFonts w:ascii="Courier New" w:hAnsi="Courier New" w:cs="Courier New"/>
+          <w:rFonts w:ascii="Calibri" w:hAnsi="Calibri" w:cs="Calibri"/>
+          <w:b/>
+          <w:bCs/>
+        </w:rPr>
+      </w:pPr>
+      <w:r>
+        <w:rPr>
+          <w:rFonts w:ascii="Calibri" w:hAnsi="Calibri" w:cs="Calibri"/>
           <w:b/>
           <w:bCs/>
         </w:rPr>
@@ -540,7 +548,7 @@
       <w:proofErr w:type="spellStart"/>
       <w:r>
         <w:rPr>
-          <w:rFonts w:ascii="Courier New" w:hAnsi="Courier New" w:cs="Courier New"/>
+          <w:rFonts w:ascii="Calibri" w:hAnsi="Calibri" w:cs="Calibri"/>
           <w:b/>
           <w:bCs/>
         </w:rPr>
@@ -549,7 +557,7 @@
       <w:proofErr w:type="spellEnd"/>
       <w:r>
         <w:rPr>
-          <w:rFonts w:ascii="Courier New" w:hAnsi="Courier New" w:cs="Courier New"/>
+          <w:rFonts w:ascii="Calibri" w:hAnsi="Calibri" w:cs="Calibri"/>
           <w:b/>
           <w:bCs/>
         </w:rPr>
@@ -560,14 +568,14 @@
       <w:pPr>
         <w:pStyle w:val="PlainText"/>
         <w:rPr>
-          <w:rFonts w:ascii="Courier New" w:hAnsi="Courier New" w:cs="Courier New"/>
-          <w:b/>
-          <w:bCs/>
-        </w:rPr>
-      </w:pPr>
-      <w:r>
-        <w:rPr>
-          <w:rFonts w:ascii="Courier New" w:hAnsi="Courier New" w:cs="Courier New"/>
+          <w:rFonts w:ascii="Calibri" w:hAnsi="Calibri" w:cs="Calibri"/>
+          <w:b/>
+          <w:bCs/>
+        </w:rPr>
+      </w:pPr>
+      <w:r>
+        <w:rPr>
+          <w:rFonts w:ascii="Calibri" w:hAnsi="Calibri" w:cs="Calibri"/>
           <w:b/>
           <w:bCs/>
         </w:rPr>
@@ -576,7 +584,7 @@
       <w:proofErr w:type="spellStart"/>
       <w:r>
         <w:rPr>
-          <w:rFonts w:ascii="Courier New" w:hAnsi="Courier New" w:cs="Courier New"/>
+          <w:rFonts w:ascii="Calibri" w:hAnsi="Calibri" w:cs="Calibri"/>
           <w:b/>
           <w:bCs/>
         </w:rPr>
@@ -585,7 +593,7 @@
       <w:proofErr w:type="spellEnd"/>
       <w:r>
         <w:rPr>
-          <w:rFonts w:ascii="Courier New" w:hAnsi="Courier New" w:cs="Courier New"/>
+          <w:rFonts w:ascii="Calibri" w:hAnsi="Calibri" w:cs="Calibri"/>
           <w:b/>
           <w:bCs/>
         </w:rPr>
@@ -594,7 +602,7 @@
       <w:proofErr w:type="spellStart"/>
       <w:r>
         <w:rPr>
-          <w:rFonts w:ascii="Courier New" w:hAnsi="Courier New" w:cs="Courier New"/>
+          <w:rFonts w:ascii="Calibri" w:hAnsi="Calibri" w:cs="Calibri"/>
           <w:b/>
           <w:bCs/>
         </w:rPr>
@@ -603,7 +611,7 @@
       <w:proofErr w:type="spellEnd"/>
       <w:r>
         <w:rPr>
-          <w:rFonts w:ascii="Courier New" w:hAnsi="Courier New" w:cs="Courier New"/>
+          <w:rFonts w:ascii="Calibri" w:hAnsi="Calibri" w:cs="Calibri"/>
           <w:b/>
           <w:bCs/>
         </w:rPr>
@@ -614,14 +622,14 @@
       <w:pPr>
         <w:pStyle w:val="PlainText"/>
         <w:rPr>
-          <w:rFonts w:ascii="Courier New" w:hAnsi="Courier New" w:cs="Courier New"/>
-          <w:b/>
-          <w:bCs/>
-        </w:rPr>
-      </w:pPr>
-      <w:r>
-        <w:rPr>
-          <w:rFonts w:ascii="Courier New" w:hAnsi="Courier New" w:cs="Courier New"/>
+          <w:rFonts w:ascii="Calibri" w:hAnsi="Calibri" w:cs="Calibri"/>
+          <w:b/>
+          <w:bCs/>
+        </w:rPr>
+      </w:pPr>
+      <w:r>
+        <w:rPr>
+          <w:rFonts w:ascii="Calibri" w:hAnsi="Calibri" w:cs="Calibri"/>
           <w:b/>
           <w:bCs/>
         </w:rPr>
@@ -630,7 +638,7 @@
       <w:proofErr w:type="spellStart"/>
       <w:r>
         <w:rPr>
-          <w:rFonts w:ascii="Courier New" w:hAnsi="Courier New" w:cs="Courier New"/>
+          <w:rFonts w:ascii="Calibri" w:hAnsi="Calibri" w:cs="Calibri"/>
           <w:b/>
           <w:bCs/>
         </w:rPr>
@@ -639,7 +647,7 @@
       <w:proofErr w:type="spellEnd"/>
       <w:r>
         <w:rPr>
-          <w:rFonts w:ascii="Courier New" w:hAnsi="Courier New" w:cs="Courier New"/>
+          <w:rFonts w:ascii="Calibri" w:hAnsi="Calibri" w:cs="Calibri"/>
           <w:b/>
           <w:bCs/>
         </w:rPr>
@@ -650,22 +658,22 @@
       <w:pPr>
         <w:pStyle w:val="PlainText"/>
         <w:rPr>
-          <w:rFonts w:ascii="Courier New" w:hAnsi="Courier New" w:cs="Courier New"/>
-        </w:rPr>
-      </w:pPr>
-    </w:p>
-    <w:p>
-      <w:pPr>
-        <w:pStyle w:val="PlainText"/>
-        <w:rPr>
-          <w:rFonts w:ascii="Courier New" w:hAnsi="Courier New" w:cs="Courier New"/>
-          <w:b/>
-          <w:bCs/>
-        </w:rPr>
-      </w:pPr>
-      <w:r>
-        <w:rPr>
-          <w:rFonts w:ascii="Courier New" w:hAnsi="Courier New" w:cs="Courier New"/>
+          <w:rFonts w:ascii="Calibri" w:hAnsi="Calibri" w:cs="Calibri"/>
+        </w:rPr>
+      </w:pPr>
+    </w:p>
+    <w:p>
+      <w:pPr>
+        <w:pStyle w:val="PlainText"/>
+        <w:rPr>
+          <w:rFonts w:ascii="Calibri" w:hAnsi="Calibri" w:cs="Calibri"/>
+          <w:b/>
+          <w:bCs/>
+        </w:rPr>
+      </w:pPr>
+      <w:r>
+        <w:rPr>
+          <w:rFonts w:ascii="Calibri" w:hAnsi="Calibri" w:cs="Calibri"/>
           <w:b/>
           <w:bCs/>
         </w:rPr>
@@ -673,7 +681,7 @@
       </w:r>
       <w:r>
         <w:rPr>
-          <w:rFonts w:ascii="Courier New" w:hAnsi="Courier New" w:cs="Courier New"/>
+          <w:rFonts w:ascii="Calibri" w:hAnsi="Calibri" w:cs="Calibri"/>
           <w:b/>
           <w:bCs/>
         </w:rPr>
@@ -681,7 +689,7 @@
       </w:r>
       <w:r>
         <w:rPr>
-          <w:rFonts w:ascii="Courier New" w:hAnsi="Courier New" w:cs="Courier New"/>
+          <w:rFonts w:ascii="Calibri" w:hAnsi="Calibri" w:cs="Calibri"/>
           <w:b/>
           <w:bCs/>
         </w:rPr>
@@ -689,7 +697,7 @@
       </w:r>
       <w:r>
         <w:rPr>
-          <w:rFonts w:ascii="Courier New" w:hAnsi="Courier New" w:cs="Courier New"/>
+          <w:rFonts w:ascii="Calibri" w:hAnsi="Calibri" w:cs="Calibri"/>
           <w:b/>
           <w:bCs/>
         </w:rPr>
@@ -698,7 +706,7 @@
       <w:proofErr w:type="spellStart"/>
       <w:r>
         <w:rPr>
-          <w:rFonts w:ascii="Courier New" w:hAnsi="Courier New" w:cs="Courier New"/>
+          <w:rFonts w:ascii="Calibri" w:hAnsi="Calibri" w:cs="Calibri"/>
           <w:b/>
           <w:bCs/>
         </w:rPr>
@@ -707,7 +715,7 @@
       <w:proofErr w:type="spellEnd"/>
       <w:r>
         <w:rPr>
-          <w:rFonts w:ascii="Courier New" w:hAnsi="Courier New" w:cs="Courier New"/>
+          <w:rFonts w:ascii="Calibri" w:hAnsi="Calibri" w:cs="Calibri"/>
           <w:b/>
           <w:bCs/>
         </w:rPr>
@@ -716,7 +724,7 @@
       <w:proofErr w:type="spellStart"/>
       <w:r>
         <w:rPr>
-          <w:rFonts w:ascii="Courier New" w:hAnsi="Courier New" w:cs="Courier New"/>
+          <w:rFonts w:ascii="Calibri" w:hAnsi="Calibri" w:cs="Calibri"/>
           <w:b/>
           <w:bCs/>
         </w:rPr>
@@ -725,7 +733,7 @@
       <w:proofErr w:type="spellEnd"/>
       <w:r>
         <w:rPr>
-          <w:rFonts w:ascii="Courier New" w:hAnsi="Courier New" w:cs="Courier New"/>
+          <w:rFonts w:ascii="Calibri" w:hAnsi="Calibri" w:cs="Calibri"/>
           <w:b/>
           <w:bCs/>
         </w:rPr>
@@ -734,7 +742,7 @@
       <w:proofErr w:type="spellStart"/>
       <w:r>
         <w:rPr>
-          <w:rFonts w:ascii="Courier New" w:hAnsi="Courier New" w:cs="Courier New"/>
+          <w:rFonts w:ascii="Calibri" w:hAnsi="Calibri" w:cs="Calibri"/>
           <w:b/>
           <w:bCs/>
         </w:rPr>
@@ -743,7 +751,7 @@
       <w:proofErr w:type="spellEnd"/>
       <w:r>
         <w:rPr>
-          <w:rFonts w:ascii="Courier New" w:hAnsi="Courier New" w:cs="Courier New"/>
+          <w:rFonts w:ascii="Calibri" w:hAnsi="Calibri" w:cs="Calibri"/>
           <w:b/>
           <w:bCs/>
         </w:rPr>
@@ -752,7 +760,7 @@
       <w:proofErr w:type="gramStart"/>
       <w:r>
         <w:rPr>
-          <w:rFonts w:ascii="Courier New" w:hAnsi="Courier New" w:cs="Courier New"/>
+          <w:rFonts w:ascii="Calibri" w:hAnsi="Calibri" w:cs="Calibri"/>
           <w:b/>
           <w:bCs/>
         </w:rPr>
@@ -761,7 +769,7 @@
       <w:proofErr w:type="gramEnd"/>
       <w:r>
         <w:rPr>
-          <w:rFonts w:ascii="Courier New" w:hAnsi="Courier New" w:cs="Courier New"/>
+          <w:rFonts w:ascii="Calibri" w:hAnsi="Calibri" w:cs="Calibri"/>
           <w:b/>
           <w:bCs/>
         </w:rPr>
@@ -772,22 +780,22 @@
       <w:pPr>
         <w:pStyle w:val="PlainText"/>
         <w:rPr>
-          <w:rFonts w:ascii="Courier New" w:hAnsi="Courier New" w:cs="Courier New"/>
-        </w:rPr>
-      </w:pPr>
-    </w:p>
-    <w:p>
-      <w:pPr>
-        <w:pStyle w:val="PlainText"/>
-        <w:rPr>
-          <w:rFonts w:ascii="Courier New" w:hAnsi="Courier New" w:cs="Courier New"/>
-          <w:b/>
-          <w:bCs/>
-        </w:rPr>
-      </w:pPr>
-      <w:r>
-        <w:rPr>
-          <w:rFonts w:ascii="Courier New" w:hAnsi="Courier New" w:cs="Courier New"/>
+          <w:rFonts w:ascii="Calibri" w:hAnsi="Calibri" w:cs="Calibri"/>
+        </w:rPr>
+      </w:pPr>
+    </w:p>
+    <w:p>
+      <w:pPr>
+        <w:pStyle w:val="PlainText"/>
+        <w:rPr>
+          <w:rFonts w:ascii="Calibri" w:hAnsi="Calibri" w:cs="Calibri"/>
+          <w:b/>
+          <w:bCs/>
+        </w:rPr>
+      </w:pPr>
+      <w:r>
+        <w:rPr>
+          <w:rFonts w:ascii="Calibri" w:hAnsi="Calibri" w:cs="Calibri"/>
           <w:b/>
           <w:bCs/>
         </w:rPr>
@@ -795,7 +803,7 @@
       </w:r>
       <w:r>
         <w:rPr>
-          <w:rFonts w:ascii="Courier New" w:hAnsi="Courier New" w:cs="Courier New"/>
+          <w:rFonts w:ascii="Calibri" w:hAnsi="Calibri" w:cs="Calibri"/>
           <w:b/>
           <w:bCs/>
         </w:rPr>
@@ -803,7 +811,7 @@
       </w:r>
       <w:r>
         <w:rPr>
-          <w:rFonts w:ascii="Courier New" w:hAnsi="Courier New" w:cs="Courier New"/>
+          <w:rFonts w:ascii="Calibri" w:hAnsi="Calibri" w:cs="Calibri"/>
           <w:b/>
           <w:bCs/>
         </w:rPr>
@@ -812,7 +820,7 @@
       <w:proofErr w:type="spellStart"/>
       <w:r>
         <w:rPr>
-          <w:rFonts w:ascii="Courier New" w:hAnsi="Courier New" w:cs="Courier New"/>
+          <w:rFonts w:ascii="Calibri" w:hAnsi="Calibri" w:cs="Calibri"/>
           <w:b/>
           <w:bCs/>
         </w:rPr>
@@ -821,7 +829,7 @@
       <w:proofErr w:type="spellEnd"/>
       <w:r>
         <w:rPr>
-          <w:rFonts w:ascii="Courier New" w:hAnsi="Courier New" w:cs="Courier New"/>
+          <w:rFonts w:ascii="Calibri" w:hAnsi="Calibri" w:cs="Calibri"/>
           <w:b/>
           <w:bCs/>
         </w:rPr>
@@ -832,22 +840,22 @@
       <w:pPr>
         <w:pStyle w:val="PlainText"/>
         <w:rPr>
-          <w:rFonts w:ascii="Courier New" w:hAnsi="Courier New" w:cs="Courier New"/>
-        </w:rPr>
-      </w:pPr>
-    </w:p>
-    <w:p>
-      <w:pPr>
-        <w:pStyle w:val="PlainText"/>
-        <w:rPr>
-          <w:rFonts w:ascii="Courier New" w:hAnsi="Courier New" w:cs="Courier New"/>
-          <w:b/>
-          <w:bCs/>
-        </w:rPr>
-      </w:pPr>
-      <w:r>
-        <w:rPr>
-          <w:rFonts w:ascii="Courier New" w:hAnsi="Courier New" w:cs="Courier New"/>
+          <w:rFonts w:ascii="Calibri" w:hAnsi="Calibri" w:cs="Calibri"/>
+        </w:rPr>
+      </w:pPr>
+    </w:p>
+    <w:p>
+      <w:pPr>
+        <w:pStyle w:val="PlainText"/>
+        <w:rPr>
+          <w:rFonts w:ascii="Calibri" w:hAnsi="Calibri" w:cs="Calibri"/>
+          <w:b/>
+          <w:bCs/>
+        </w:rPr>
+      </w:pPr>
+      <w:r>
+        <w:rPr>
+          <w:rFonts w:ascii="Calibri" w:hAnsi="Calibri" w:cs="Calibri"/>
           <w:b/>
           <w:bCs/>
         </w:rPr>
@@ -855,7 +863,7 @@
       </w:r>
       <w:r>
         <w:rPr>
-          <w:rFonts w:ascii="Courier New" w:hAnsi="Courier New" w:cs="Courier New"/>
+          <w:rFonts w:ascii="Calibri" w:hAnsi="Calibri" w:cs="Calibri"/>
           <w:b/>
           <w:bCs/>
         </w:rPr>
@@ -863,7 +871,7 @@
       </w:r>
       <w:r>
         <w:rPr>
-          <w:rFonts w:ascii="Courier New" w:hAnsi="Courier New" w:cs="Courier New"/>
+          <w:rFonts w:ascii="Calibri" w:hAnsi="Calibri" w:cs="Calibri"/>
           <w:b/>
           <w:bCs/>
         </w:rPr>
@@ -872,7 +880,7 @@
       <w:proofErr w:type="spellStart"/>
       <w:r>
         <w:rPr>
-          <w:rFonts w:ascii="Courier New" w:hAnsi="Courier New" w:cs="Courier New"/>
+          <w:rFonts w:ascii="Calibri" w:hAnsi="Calibri" w:cs="Calibri"/>
           <w:b/>
           <w:bCs/>
         </w:rPr>
@@ -881,7 +889,7 @@
       <w:proofErr w:type="spellEnd"/>
       <w:r>
         <w:rPr>
-          <w:rFonts w:ascii="Courier New" w:hAnsi="Courier New" w:cs="Courier New"/>
+          <w:rFonts w:ascii="Calibri" w:hAnsi="Calibri" w:cs="Calibri"/>
           <w:b/>
           <w:bCs/>
         </w:rPr>
@@ -892,22 +900,22 @@
       <w:pPr>
         <w:pStyle w:val="PlainText"/>
         <w:rPr>
-          <w:rFonts w:ascii="Courier New" w:hAnsi="Courier New" w:cs="Courier New"/>
-        </w:rPr>
-      </w:pPr>
-    </w:p>
-    <w:p>
-      <w:pPr>
-        <w:pStyle w:val="PlainText"/>
-        <w:rPr>
-          <w:rFonts w:ascii="Courier New" w:hAnsi="Courier New" w:cs="Courier New"/>
-          <w:b/>
-          <w:bCs/>
-        </w:rPr>
-      </w:pPr>
-      <w:r>
-        <w:rPr>
-          <w:rFonts w:ascii="Courier New" w:hAnsi="Courier New" w:cs="Courier New"/>
+          <w:rFonts w:ascii="Calibri" w:hAnsi="Calibri" w:cs="Calibri"/>
+        </w:rPr>
+      </w:pPr>
+    </w:p>
+    <w:p>
+      <w:pPr>
+        <w:pStyle w:val="PlainText"/>
+        <w:rPr>
+          <w:rFonts w:ascii="Calibri" w:hAnsi="Calibri" w:cs="Calibri"/>
+          <w:b/>
+          <w:bCs/>
+        </w:rPr>
+      </w:pPr>
+      <w:r>
+        <w:rPr>
+          <w:rFonts w:ascii="Calibri" w:hAnsi="Calibri" w:cs="Calibri"/>
           <w:b/>
           <w:bCs/>
         </w:rPr>
@@ -915,41 +923,93 @@
       </w:r>
       <w:r>
         <w:rPr>
-          <w:rFonts w:ascii="Courier New" w:hAnsi="Courier New" w:cs="Courier New"/>
-          <w:b/>
-          <w:bCs/>
-        </w:rPr>
-        <w:t>7-</w:t>
-      </w:r>
-      <w:r>
-        <w:rPr>
-          <w:rFonts w:ascii="Courier New" w:hAnsi="Courier New" w:cs="Courier New"/>
-          <w:b/>
-          <w:bCs/>
-        </w:rPr>
-        <w:t xml:space="preserve">How many countries have data for all years? Which countries are </w:t>
-      </w:r>
-      <w:proofErr w:type="gramStart"/>
-      <w:r>
-        <w:rPr>
-          <w:rFonts w:ascii="Courier New" w:hAnsi="Courier New" w:cs="Courier New"/>
-          <w:b/>
-          <w:bCs/>
-        </w:rPr>
-        <w:t>missing</w:t>
-      </w:r>
-      <w:proofErr w:type="gramEnd"/>
-      <w:r>
-        <w:rPr>
-          <w:rFonts w:ascii="Courier New" w:hAnsi="Courier New" w:cs="Courier New"/>
-          <w:b/>
-          <w:bCs/>
-        </w:rPr>
-        <w:t xml:space="preserve"> many years of data? Look at the number of observations per year. What do you notice</w:t>
-      </w:r>
-      <w:r>
-        <w:rPr>
-          <w:rFonts w:ascii="Courier New" w:hAnsi="Courier New" w:cs="Courier New"/>
+          <w:rFonts w:ascii="Calibri" w:hAnsi="Calibri" w:cs="Calibri"/>
+          <w:b/>
+          <w:bCs/>
+        </w:rPr>
+        <w:t>7</w:t>
+      </w:r>
+      <w:r>
+        <w:rPr>
+          <w:rFonts w:ascii="Calibri" w:hAnsi="Calibri" w:cs="Calibri"/>
+          <w:b/>
+          <w:bCs/>
+        </w:rPr>
+        <w:t>a</w:t>
+      </w:r>
+      <w:r>
+        <w:rPr>
+          <w:rFonts w:ascii="Calibri" w:hAnsi="Calibri" w:cs="Calibri"/>
+          <w:b/>
+          <w:bCs/>
+        </w:rPr>
+        <w:t>-</w:t>
+      </w:r>
+      <w:r>
+        <w:rPr>
+          <w:rFonts w:ascii="Calibri" w:hAnsi="Calibri" w:cs="Calibri"/>
+          <w:b/>
+          <w:bCs/>
+        </w:rPr>
+        <w:t>How many countries have data for all years?</w:t>
+      </w:r>
+    </w:p>
+    <w:p>
+      <w:pPr>
+        <w:pStyle w:val="PlainText"/>
+        <w:ind w:firstLine="720"/>
+        <w:rPr>
+          <w:rFonts w:ascii="Calibri" w:hAnsi="Calibri" w:cs="Calibri"/>
+          <w:b/>
+          <w:bCs/>
+        </w:rPr>
+      </w:pPr>
+      <w:r>
+        <w:rPr>
+          <w:rFonts w:ascii="Calibri" w:hAnsi="Calibri" w:cs="Calibri"/>
+          <w:b/>
+          <w:bCs/>
+        </w:rPr>
+        <w:t>7b-</w:t>
+      </w:r>
+      <w:r>
+        <w:rPr>
+          <w:rFonts w:ascii="Calibri" w:hAnsi="Calibri" w:cs="Calibri"/>
+          <w:b/>
+          <w:bCs/>
+        </w:rPr>
+        <w:t>Which countries are missing many years of data?</w:t>
+      </w:r>
+    </w:p>
+    <w:p>
+      <w:pPr>
+        <w:pStyle w:val="PlainText"/>
+        <w:ind w:firstLine="720"/>
+        <w:rPr>
+          <w:rFonts w:ascii="Calibri" w:hAnsi="Calibri" w:cs="Calibri"/>
+          <w:b/>
+          <w:bCs/>
+        </w:rPr>
+      </w:pPr>
+      <w:r>
+        <w:rPr>
+          <w:rFonts w:ascii="Calibri" w:hAnsi="Calibri" w:cs="Calibri"/>
+          <w:b/>
+          <w:bCs/>
+        </w:rPr>
+        <w:t>7c-</w:t>
+      </w:r>
+      <w:r>
+        <w:rPr>
+          <w:rFonts w:ascii="Calibri" w:hAnsi="Calibri" w:cs="Calibri"/>
+          <w:b/>
+          <w:bCs/>
+        </w:rPr>
+        <w:t>Look at the number of observations per year. What do you notice</w:t>
+      </w:r>
+      <w:r>
+        <w:rPr>
+          <w:rFonts w:ascii="Calibri" w:hAnsi="Calibri" w:cs="Calibri"/>
           <w:b/>
           <w:bCs/>
         </w:rPr>
@@ -960,62 +1020,96 @@
       <w:pPr>
         <w:pStyle w:val="PlainText"/>
         <w:rPr>
-          <w:rFonts w:ascii="Courier New" w:hAnsi="Courier New" w:cs="Courier New"/>
-        </w:rPr>
-      </w:pPr>
-    </w:p>
-    <w:p>
-      <w:pPr>
-        <w:pStyle w:val="PlainText"/>
-        <w:rPr>
-          <w:rFonts w:ascii="Courier New" w:hAnsi="Courier New" w:cs="Courier New"/>
-        </w:rPr>
-      </w:pPr>
-      <w:r>
-        <w:rPr>
-          <w:rFonts w:ascii="Courier New" w:hAnsi="Courier New" w:cs="Courier New"/>
+          <w:rFonts w:ascii="Calibri" w:hAnsi="Calibri" w:cs="Calibri"/>
+        </w:rPr>
+      </w:pPr>
+    </w:p>
+    <w:p>
+      <w:pPr>
+        <w:pStyle w:val="PlainText"/>
+        <w:rPr>
+          <w:rFonts w:ascii="Calibri" w:hAnsi="Calibri" w:cs="Calibri"/>
+          <w:b/>
+          <w:bCs/>
+        </w:rPr>
+      </w:pPr>
+      <w:r>
+        <w:rPr>
+          <w:rFonts w:ascii="Calibri" w:hAnsi="Calibri" w:cs="Calibri"/>
+          <w:b/>
+          <w:bCs/>
+        </w:rPr>
+        <w:t>******************************************************************************</w:t>
+      </w:r>
+    </w:p>
+    <w:p>
+      <w:pPr>
+        <w:pStyle w:val="PlainText"/>
+        <w:rPr>
+          <w:rFonts w:ascii="Calibri" w:hAnsi="Calibri" w:cs="Calibri"/>
+          <w:b/>
+          <w:bCs/>
+        </w:rPr>
+      </w:pPr>
+      <w:r>
+        <w:rPr>
+          <w:rFonts w:ascii="Calibri" w:hAnsi="Calibri" w:cs="Calibri"/>
+          <w:b/>
+          <w:bCs/>
+        </w:rPr>
+        <w:t xml:space="preserve">8. </w:t>
+      </w:r>
+      <w:r>
+        <w:rPr>
+          <w:rFonts w:ascii="Calibri" w:hAnsi="Calibri" w:cs="Calibri"/>
+          <w:b/>
+          <w:bCs/>
+        </w:rPr>
+        <w:t>8-</w:t>
+      </w:r>
+      <w:r>
+        <w:rPr>
+          <w:rFonts w:ascii="Calibri" w:hAnsi="Calibri" w:cs="Calibri"/>
+          <w:b/>
+          <w:bCs/>
+        </w:rPr>
+        <w:t>In this question, you're going to create some plots to show the distribution of GDP per capita for the year 2020</w:t>
+      </w:r>
+      <w:r>
+        <w:rPr>
+          <w:rFonts w:ascii="Calibri" w:hAnsi="Calibri" w:cs="Calibri"/>
+          <w:b/>
+          <w:bCs/>
+        </w:rPr>
+        <w:t>.</w:t>
+      </w:r>
+    </w:p>
+    <w:p>
+      <w:pPr>
+        <w:pStyle w:val="PlainText"/>
+        <w:rPr>
+          <w:rFonts w:ascii="Calibri" w:hAnsi="Calibri" w:cs="Calibri"/>
+          <w:b/>
+          <w:bCs/>
+        </w:rPr>
+      </w:pPr>
+    </w:p>
+    <w:p>
+      <w:pPr>
+        <w:pStyle w:val="PlainText"/>
+        <w:rPr>
+          <w:rFonts w:ascii="Calibri" w:hAnsi="Calibri" w:cs="Calibri"/>
+          <w:b/>
+          <w:bCs/>
+        </w:rPr>
+      </w:pPr>
+      <w:r>
+        <w:rPr>
+          <w:rFonts w:ascii="Calibri" w:hAnsi="Calibri" w:cs="Calibri"/>
+          <w:b/>
+          <w:bCs/>
         </w:rPr>
         <w:lastRenderedPageBreak/>
-        <w:t xml:space="preserve">8. </w:t>
-      </w:r>
-      <w:r>
-        <w:rPr>
-          <w:rFonts w:ascii="Courier New" w:hAnsi="Courier New" w:cs="Courier New"/>
-        </w:rPr>
-        <w:t>8-</w:t>
-      </w:r>
-      <w:r>
-        <w:rPr>
-          <w:rFonts w:ascii="Courier New" w:hAnsi="Courier New" w:cs="Courier New"/>
-        </w:rPr>
-        <w:t>In this question, you're going to create some plots to show the distribution of GDP per capita for the year 2020</w:t>
-      </w:r>
-      <w:r>
-        <w:rPr>
-          <w:rFonts w:ascii="Courier New" w:hAnsi="Courier New" w:cs="Courier New"/>
-        </w:rPr>
-        <w:t>.</w:t>
-      </w:r>
-    </w:p>
-    <w:p>
-      <w:pPr>
-        <w:pStyle w:val="PlainText"/>
-        <w:rPr>
-          <w:rFonts w:ascii="Courier New" w:hAnsi="Courier New" w:cs="Courier New"/>
-        </w:rPr>
-      </w:pPr>
-    </w:p>
-    <w:p>
-      <w:pPr>
-        <w:pStyle w:val="PlainText"/>
-        <w:rPr>
-          <w:rFonts w:ascii="Courier New" w:hAnsi="Courier New" w:cs="Courier New"/>
-        </w:rPr>
-      </w:pPr>
-      <w:r>
-        <w:rPr>
-          <w:rFonts w:ascii="Courier New" w:hAnsi="Courier New" w:cs="Courier New"/>
-        </w:rPr>
         <w:t>Go to the Python Graph Gallery (https://www.python-graph-gallery.com/) and look at the different types of plots under the Distribution section.</w:t>
       </w:r>
     </w:p>
@@ -1024,12 +1118,16 @@
         <w:pStyle w:val="PlainText"/>
         <w:ind w:firstLine="720"/>
         <w:rPr>
-          <w:rFonts w:ascii="Courier New" w:hAnsi="Courier New" w:cs="Courier New"/>
-        </w:rPr>
-      </w:pPr>
-      <w:r>
-        <w:rPr>
-          <w:rFonts w:ascii="Courier New" w:hAnsi="Courier New" w:cs="Courier New"/>
+          <w:rFonts w:ascii="Calibri" w:hAnsi="Calibri" w:cs="Calibri"/>
+          <w:b/>
+          <w:bCs/>
+        </w:rPr>
+      </w:pPr>
+      <w:r>
+        <w:rPr>
+          <w:rFonts w:ascii="Calibri" w:hAnsi="Calibri" w:cs="Calibri"/>
+          <w:b/>
+          <w:bCs/>
         </w:rPr>
         <w:t>Create a histogram</w:t>
       </w:r>
@@ -1039,12 +1137,16 @@
         <w:pStyle w:val="PlainText"/>
         <w:ind w:left="720"/>
         <w:rPr>
-          <w:rFonts w:ascii="Courier New" w:hAnsi="Courier New" w:cs="Courier New"/>
-        </w:rPr>
-      </w:pPr>
-      <w:r>
-        <w:rPr>
-          <w:rFonts w:ascii="Courier New" w:hAnsi="Courier New" w:cs="Courier New"/>
+          <w:rFonts w:ascii="Calibri" w:hAnsi="Calibri" w:cs="Calibri"/>
+          <w:b/>
+          <w:bCs/>
+        </w:rPr>
+      </w:pPr>
+      <w:r>
+        <w:rPr>
+          <w:rFonts w:ascii="Calibri" w:hAnsi="Calibri" w:cs="Calibri"/>
+          <w:b/>
+          <w:bCs/>
         </w:rPr>
         <w:t>a density plot</w:t>
       </w:r>
@@ -1054,18 +1156,24 @@
         <w:pStyle w:val="PlainText"/>
         <w:ind w:left="720"/>
         <w:rPr>
-          <w:rFonts w:ascii="Courier New" w:hAnsi="Courier New" w:cs="Courier New"/>
-        </w:rPr>
-      </w:pPr>
-      <w:r>
-        <w:rPr>
-          <w:rFonts w:ascii="Courier New" w:hAnsi="Courier New" w:cs="Courier New"/>
+          <w:rFonts w:ascii="Calibri" w:hAnsi="Calibri" w:cs="Calibri"/>
+          <w:b/>
+          <w:bCs/>
+        </w:rPr>
+      </w:pPr>
+      <w:r>
+        <w:rPr>
+          <w:rFonts w:ascii="Calibri" w:hAnsi="Calibri" w:cs="Calibri"/>
+          <w:b/>
+          <w:bCs/>
         </w:rPr>
         <w:t>a boxplo</w:t>
       </w:r>
       <w:r>
         <w:rPr>
-          <w:rFonts w:ascii="Courier New" w:hAnsi="Courier New" w:cs="Courier New"/>
+          <w:rFonts w:ascii="Calibri" w:hAnsi="Calibri" w:cs="Calibri"/>
+          <w:b/>
+          <w:bCs/>
         </w:rPr>
         <w:t>t</w:t>
       </w:r>
@@ -1075,12 +1183,16 @@
         <w:pStyle w:val="PlainText"/>
         <w:ind w:left="720"/>
         <w:rPr>
-          <w:rFonts w:ascii="Courier New" w:hAnsi="Courier New" w:cs="Courier New"/>
-        </w:rPr>
-      </w:pPr>
-      <w:r>
-        <w:rPr>
-          <w:rFonts w:ascii="Courier New" w:hAnsi="Courier New" w:cs="Courier New"/>
+          <w:rFonts w:ascii="Calibri" w:hAnsi="Calibri" w:cs="Calibri"/>
+          <w:b/>
+          <w:bCs/>
+        </w:rPr>
+      </w:pPr>
+      <w:r>
+        <w:rPr>
+          <w:rFonts w:ascii="Calibri" w:hAnsi="Calibri" w:cs="Calibri"/>
+          <w:b/>
+          <w:bCs/>
         </w:rPr>
         <w:t>and a violin plot.</w:t>
       </w:r>
@@ -1089,20 +1201,24 @@
       <w:pPr>
         <w:pStyle w:val="PlainText"/>
         <w:rPr>
-          <w:rFonts w:ascii="Courier New" w:hAnsi="Courier New" w:cs="Courier New"/>
-        </w:rPr>
-      </w:pPr>
-    </w:p>
-    <w:p>
-      <w:pPr>
-        <w:pStyle w:val="PlainText"/>
-        <w:rPr>
-          <w:rFonts w:ascii="Courier New" w:hAnsi="Courier New" w:cs="Courier New"/>
-        </w:rPr>
-      </w:pPr>
-      <w:r>
-        <w:rPr>
-          <w:rFonts w:ascii="Courier New" w:hAnsi="Courier New" w:cs="Courier New"/>
+          <w:rFonts w:ascii="Calibri" w:hAnsi="Calibri" w:cs="Calibri"/>
+        </w:rPr>
+      </w:pPr>
+    </w:p>
+    <w:p>
+      <w:pPr>
+        <w:pStyle w:val="PlainText"/>
+        <w:rPr>
+          <w:rFonts w:ascii="Calibri" w:hAnsi="Calibri" w:cs="Calibri"/>
+          <w:b/>
+          <w:bCs/>
+        </w:rPr>
+      </w:pPr>
+      <w:r>
+        <w:rPr>
+          <w:rFonts w:ascii="Calibri" w:hAnsi="Calibri" w:cs="Calibri"/>
+          <w:b/>
+          <w:bCs/>
         </w:rPr>
         <w:t>What do you notice when you look at these plots? How do the plots compare and what information can you get out of one type that you can't necessarily get out of the others?</w:t>
       </w:r>
@@ -1111,32 +1227,58 @@
       <w:pPr>
         <w:pStyle w:val="PlainText"/>
         <w:rPr>
-          <w:rFonts w:ascii="Courier New" w:hAnsi="Courier New" w:cs="Courier New"/>
-        </w:rPr>
-      </w:pPr>
-    </w:p>
-    <w:p>
-      <w:pPr>
-        <w:pStyle w:val="PlainText"/>
-        <w:rPr>
-          <w:rFonts w:ascii="Courier New" w:hAnsi="Courier New" w:cs="Courier New"/>
-        </w:rPr>
-      </w:pPr>
-      <w:r>
-        <w:rPr>
-          <w:rFonts w:ascii="Courier New" w:hAnsi="Courier New" w:cs="Courier New"/>
+          <w:rFonts w:ascii="Calibri" w:hAnsi="Calibri" w:cs="Calibri"/>
+        </w:rPr>
+      </w:pPr>
+    </w:p>
+    <w:p>
+      <w:pPr>
+        <w:pStyle w:val="PlainText"/>
+        <w:rPr>
+          <w:rFonts w:ascii="Calibri" w:hAnsi="Calibri" w:cs="Calibri"/>
+          <w:b/>
+          <w:bCs/>
+        </w:rPr>
+      </w:pPr>
+      <w:r>
+        <w:rPr>
+          <w:rFonts w:ascii="Calibri" w:hAnsi="Calibri" w:cs="Calibri"/>
+          <w:b/>
+          <w:bCs/>
+        </w:rPr>
+        <w:t>******************************************************************************</w:t>
+      </w:r>
+    </w:p>
+    <w:p>
+      <w:pPr>
+        <w:pStyle w:val="PlainText"/>
+        <w:rPr>
+          <w:rFonts w:ascii="Calibri" w:hAnsi="Calibri" w:cs="Calibri"/>
+          <w:b/>
+          <w:bCs/>
+        </w:rPr>
+      </w:pPr>
+      <w:r>
+        <w:rPr>
+          <w:rFonts w:ascii="Calibri" w:hAnsi="Calibri" w:cs="Calibri"/>
+          <w:b/>
+          <w:bCs/>
         </w:rPr>
         <w:t xml:space="preserve">9. </w:t>
       </w:r>
       <w:r>
         <w:rPr>
-          <w:rFonts w:ascii="Courier New" w:hAnsi="Courier New" w:cs="Courier New"/>
+          <w:rFonts w:ascii="Calibri" w:hAnsi="Calibri" w:cs="Calibri"/>
+          <w:b/>
+          <w:bCs/>
         </w:rPr>
         <w:t>9-</w:t>
       </w:r>
       <w:r>
         <w:rPr>
-          <w:rFonts w:ascii="Courier New" w:hAnsi="Courier New" w:cs="Courier New"/>
+          <w:rFonts w:ascii="Calibri" w:hAnsi="Calibri" w:cs="Calibri"/>
+          <w:b/>
+          <w:bCs/>
         </w:rPr>
         <w:t>What was the median GDP per capita value in 2020?</w:t>
       </w:r>
@@ -1145,72 +1287,130 @@
       <w:pPr>
         <w:pStyle w:val="PlainText"/>
         <w:rPr>
-          <w:rFonts w:ascii="Courier New" w:hAnsi="Courier New" w:cs="Courier New"/>
-        </w:rPr>
-      </w:pPr>
-      <w:r>
-        <w:rPr>
-          <w:rFonts w:ascii="Courier New" w:hAnsi="Courier New" w:cs="Courier New"/>
+          <w:rFonts w:ascii="Calibri" w:hAnsi="Calibri" w:cs="Calibri"/>
+          <w:b/>
+          <w:bCs/>
+        </w:rPr>
+      </w:pPr>
+    </w:p>
+    <w:p>
+      <w:pPr>
+        <w:pStyle w:val="PlainText"/>
+        <w:rPr>
+          <w:rFonts w:ascii="Calibri" w:hAnsi="Calibri" w:cs="Calibri"/>
+          <w:b/>
+          <w:bCs/>
+        </w:rPr>
+      </w:pPr>
+      <w:r>
+        <w:rPr>
+          <w:rFonts w:ascii="Calibri" w:hAnsi="Calibri" w:cs="Calibri"/>
+          <w:b/>
+          <w:bCs/>
+        </w:rPr>
+        <w:t>******************************************************************************</w:t>
+      </w:r>
+    </w:p>
+    <w:p>
+      <w:pPr>
+        <w:pStyle w:val="PlainText"/>
+        <w:rPr>
+          <w:rFonts w:ascii="Calibri" w:hAnsi="Calibri" w:cs="Calibri"/>
+          <w:b/>
+          <w:bCs/>
+        </w:rPr>
+      </w:pPr>
+    </w:p>
+    <w:p>
+      <w:pPr>
+        <w:pStyle w:val="PlainText"/>
+        <w:rPr>
+          <w:rFonts w:ascii="Calibri" w:hAnsi="Calibri" w:cs="Calibri"/>
+          <w:b/>
+          <w:bCs/>
+        </w:rPr>
+      </w:pPr>
+      <w:r>
+        <w:rPr>
+          <w:rFonts w:ascii="Calibri" w:hAnsi="Calibri" w:cs="Calibri"/>
         </w:rPr>
         <w:br/>
       </w:r>
       <w:r>
         <w:rPr>
-          <w:rFonts w:ascii="Courier New" w:hAnsi="Courier New" w:cs="Courier New"/>
+          <w:rFonts w:ascii="Calibri" w:hAnsi="Calibri" w:cs="Calibri"/>
+          <w:b/>
+          <w:bCs/>
         </w:rPr>
         <w:t xml:space="preserve">10. </w:t>
       </w:r>
       <w:r>
         <w:rPr>
-          <w:rFonts w:ascii="Courier New" w:hAnsi="Courier New" w:cs="Courier New"/>
+          <w:rFonts w:ascii="Calibri" w:hAnsi="Calibri" w:cs="Calibri"/>
+          <w:b/>
+          <w:bCs/>
         </w:rPr>
         <w:t>10-</w:t>
       </w:r>
       <w:r>
         <w:rPr>
-          <w:rFonts w:ascii="Courier New" w:hAnsi="Courier New" w:cs="Courier New"/>
+          <w:rFonts w:ascii="Calibri" w:hAnsi="Calibri" w:cs="Calibri"/>
+          <w:b/>
+          <w:bCs/>
         </w:rPr>
         <w:t xml:space="preserve">For this question, you're going to create some visualizations to compare GDP per capita values for the years 1990, 2000, 2010, and 2020. Start by </w:t>
       </w:r>
       <w:proofErr w:type="spellStart"/>
       <w:r>
         <w:rPr>
-          <w:rFonts w:ascii="Courier New" w:hAnsi="Courier New" w:cs="Courier New"/>
+          <w:rFonts w:ascii="Calibri" w:hAnsi="Calibri" w:cs="Calibri"/>
+          <w:b/>
+          <w:bCs/>
         </w:rPr>
         <w:t>subsetting</w:t>
       </w:r>
       <w:proofErr w:type="spellEnd"/>
       <w:r>
         <w:rPr>
-          <w:rFonts w:ascii="Courier New" w:hAnsi="Courier New" w:cs="Courier New"/>
+          <w:rFonts w:ascii="Calibri" w:hAnsi="Calibri" w:cs="Calibri"/>
+          <w:b/>
+          <w:bCs/>
         </w:rPr>
         <w:t xml:space="preserve"> your data to just these 4 years into a new </w:t>
       </w:r>
       <w:proofErr w:type="spellStart"/>
       <w:r>
         <w:rPr>
-          <w:rFonts w:ascii="Courier New" w:hAnsi="Courier New" w:cs="Courier New"/>
+          <w:rFonts w:ascii="Calibri" w:hAnsi="Calibri" w:cs="Calibri"/>
+          <w:b/>
+          <w:bCs/>
         </w:rPr>
         <w:t>DataFrame</w:t>
       </w:r>
       <w:proofErr w:type="spellEnd"/>
       <w:r>
         <w:rPr>
-          <w:rFonts w:ascii="Courier New" w:hAnsi="Courier New" w:cs="Courier New"/>
+          <w:rFonts w:ascii="Calibri" w:hAnsi="Calibri" w:cs="Calibri"/>
+          <w:b/>
+          <w:bCs/>
         </w:rPr>
         <w:t xml:space="preserve"> named </w:t>
       </w:r>
       <w:proofErr w:type="spellStart"/>
       <w:r>
         <w:rPr>
-          <w:rFonts w:ascii="Courier New" w:hAnsi="Courier New" w:cs="Courier New"/>
+          <w:rFonts w:ascii="Calibri" w:hAnsi="Calibri" w:cs="Calibri"/>
+          <w:b/>
+          <w:bCs/>
         </w:rPr>
         <w:t>gdp_decades</w:t>
       </w:r>
       <w:proofErr w:type="spellEnd"/>
       <w:r>
         <w:rPr>
-          <w:rFonts w:ascii="Courier New" w:hAnsi="Courier New" w:cs="Courier New"/>
+          <w:rFonts w:ascii="Calibri" w:hAnsi="Calibri" w:cs="Calibri"/>
+          <w:b/>
+          <w:bCs/>
         </w:rPr>
         <w:t>. Using this, create the following 4 plots:</w:t>
       </w:r>
@@ -1219,27 +1419,39 @@
       <w:pPr>
         <w:pStyle w:val="PlainText"/>
         <w:rPr>
-          <w:rFonts w:ascii="Courier New" w:hAnsi="Courier New" w:cs="Courier New"/>
-        </w:rPr>
-      </w:pPr>
-      <w:r>
-        <w:rPr>
-          <w:rFonts w:ascii="Courier New" w:hAnsi="Courier New" w:cs="Courier New"/>
+          <w:rFonts w:ascii="Calibri" w:hAnsi="Calibri" w:cs="Calibri"/>
+        </w:rPr>
+      </w:pPr>
+      <w:r>
+        <w:rPr>
+          <w:rFonts w:ascii="Calibri" w:hAnsi="Calibri" w:cs="Calibri"/>
         </w:rPr>
         <w:tab/>
-        <w:t>* A boxplot</w:t>
-      </w:r>
-    </w:p>
-    <w:p>
-      <w:pPr>
-        <w:pStyle w:val="PlainText"/>
-        <w:rPr>
-          <w:rFonts w:ascii="Courier New" w:hAnsi="Courier New" w:cs="Courier New"/>
-        </w:rPr>
-      </w:pPr>
-      <w:r>
-        <w:rPr>
-          <w:rFonts w:ascii="Courier New" w:hAnsi="Courier New" w:cs="Courier New"/>
+        <w:t>*</w:t>
+      </w:r>
+      <w:r>
+        <w:rPr>
+          <w:rFonts w:ascii="Calibri" w:hAnsi="Calibri" w:cs="Calibri"/>
+          <w:b/>
+          <w:bCs/>
+        </w:rPr>
+        <w:t xml:space="preserve"> A boxplot</w:t>
+      </w:r>
+    </w:p>
+    <w:p>
+      <w:pPr>
+        <w:pStyle w:val="PlainText"/>
+        <w:rPr>
+          <w:rFonts w:ascii="Calibri" w:hAnsi="Calibri" w:cs="Calibri"/>
+          <w:b/>
+          <w:bCs/>
+        </w:rPr>
+      </w:pPr>
+      <w:r>
+        <w:rPr>
+          <w:rFonts w:ascii="Calibri" w:hAnsi="Calibri" w:cs="Calibri"/>
+          <w:b/>
+          <w:bCs/>
         </w:rPr>
         <w:tab/>
         <w:t xml:space="preserve">* A </w:t>
@@ -1247,28 +1459,36 @@
       <w:proofErr w:type="spellStart"/>
       <w:r>
         <w:rPr>
-          <w:rFonts w:ascii="Courier New" w:hAnsi="Courier New" w:cs="Courier New"/>
+          <w:rFonts w:ascii="Calibri" w:hAnsi="Calibri" w:cs="Calibri"/>
+          <w:b/>
+          <w:bCs/>
         </w:rPr>
         <w:t>barplot</w:t>
       </w:r>
       <w:proofErr w:type="spellEnd"/>
       <w:r>
         <w:rPr>
-          <w:rFonts w:ascii="Courier New" w:hAnsi="Courier New" w:cs="Courier New"/>
+          <w:rFonts w:ascii="Calibri" w:hAnsi="Calibri" w:cs="Calibri"/>
+          <w:b/>
+          <w:bCs/>
         </w:rPr>
         <w:t xml:space="preserve"> (check out the </w:t>
       </w:r>
       <w:proofErr w:type="spellStart"/>
       <w:r>
         <w:rPr>
-          <w:rFonts w:ascii="Courier New" w:hAnsi="Courier New" w:cs="Courier New"/>
+          <w:rFonts w:ascii="Calibri" w:hAnsi="Calibri" w:cs="Calibri"/>
+          <w:b/>
+          <w:bCs/>
         </w:rPr>
         <w:t>Barplot</w:t>
       </w:r>
       <w:proofErr w:type="spellEnd"/>
       <w:r>
         <w:rPr>
-          <w:rFonts w:ascii="Courier New" w:hAnsi="Courier New" w:cs="Courier New"/>
+          <w:rFonts w:ascii="Calibri" w:hAnsi="Calibri" w:cs="Calibri"/>
+          <w:b/>
+          <w:bCs/>
         </w:rPr>
         <w:t xml:space="preserve"> with Seaborn section: https://www.python-graph-gallery.com/barplot/#Seaborn)</w:t>
       </w:r>
@@ -1277,14 +1497,23 @@
       <w:pPr>
         <w:pStyle w:val="PlainText"/>
         <w:rPr>
-          <w:rFonts w:ascii="Courier New" w:hAnsi="Courier New" w:cs="Courier New"/>
-        </w:rPr>
-      </w:pPr>
-      <w:r>
-        <w:rPr>
-          <w:rFonts w:ascii="Courier New" w:hAnsi="Courier New" w:cs="Courier New"/>
+          <w:rFonts w:ascii="Calibri" w:hAnsi="Calibri" w:cs="Calibri"/>
+          <w:b/>
+          <w:bCs/>
+        </w:rPr>
+      </w:pPr>
+      <w:r>
+        <w:rPr>
+          <w:rFonts w:ascii="Calibri" w:hAnsi="Calibri" w:cs="Calibri"/>
         </w:rPr>
         <w:tab/>
+      </w:r>
+      <w:r>
+        <w:rPr>
+          <w:rFonts w:ascii="Calibri" w:hAnsi="Calibri" w:cs="Calibri"/>
+          <w:b/>
+          <w:bCs/>
+        </w:rPr>
         <w:t>* A scatterplot</w:t>
       </w:r>
     </w:p>
@@ -1292,12 +1521,16 @@
       <w:pPr>
         <w:pStyle w:val="PlainText"/>
         <w:rPr>
-          <w:rFonts w:ascii="Courier New" w:hAnsi="Courier New" w:cs="Courier New"/>
-        </w:rPr>
-      </w:pPr>
-      <w:r>
-        <w:rPr>
-          <w:rFonts w:ascii="Courier New" w:hAnsi="Courier New" w:cs="Courier New"/>
+          <w:rFonts w:ascii="Calibri" w:hAnsi="Calibri" w:cs="Calibri"/>
+          <w:b/>
+          <w:bCs/>
+        </w:rPr>
+      </w:pPr>
+      <w:r>
+        <w:rPr>
+          <w:rFonts w:ascii="Calibri" w:hAnsi="Calibri" w:cs="Calibri"/>
+          <w:b/>
+          <w:bCs/>
         </w:rPr>
         <w:tab/>
         <w:t xml:space="preserve">* A scatterplot with a trend line overlaid (see this </w:t>
@@ -1305,14 +1538,18 @@
       <w:proofErr w:type="spellStart"/>
       <w:r>
         <w:rPr>
-          <w:rFonts w:ascii="Courier New" w:hAnsi="Courier New" w:cs="Courier New"/>
+          <w:rFonts w:ascii="Calibri" w:hAnsi="Calibri" w:cs="Calibri"/>
+          <w:b/>
+          <w:bCs/>
         </w:rPr>
         <w:t>regplot</w:t>
       </w:r>
       <w:proofErr w:type="spellEnd"/>
       <w:r>
         <w:rPr>
-          <w:rFonts w:ascii="Courier New" w:hAnsi="Courier New" w:cs="Courier New"/>
+          <w:rFonts w:ascii="Calibri" w:hAnsi="Calibri" w:cs="Calibri"/>
+          <w:b/>
+          <w:bCs/>
         </w:rPr>
         <w:t xml:space="preserve"> example: https://www.python-graph-gallery.com/42-custom-linear-regression-fit-seaborn)  </w:t>
       </w:r>
@@ -1321,12 +1558,12 @@
       <w:pPr>
         <w:pStyle w:val="PlainText"/>
         <w:rPr>
-          <w:rFonts w:ascii="Courier New" w:hAnsi="Courier New" w:cs="Courier New"/>
-        </w:rPr>
-      </w:pPr>
-      <w:r>
-        <w:rPr>
-          <w:rFonts w:ascii="Courier New" w:hAnsi="Courier New" w:cs="Courier New"/>
+          <w:rFonts w:ascii="Calibri" w:hAnsi="Calibri" w:cs="Calibri"/>
+        </w:rPr>
+      </w:pPr>
+      <w:r>
+        <w:rPr>
+          <w:rFonts w:ascii="Calibri" w:hAnsi="Calibri" w:cs="Calibri"/>
         </w:rPr>
         <w:t>Comment on what you observe has happened to GDP values over time and the relative strengths and weaknesses of each type of plot.</w:t>
       </w:r>
@@ -1335,32 +1572,74 @@
       <w:pPr>
         <w:pStyle w:val="PlainText"/>
         <w:rPr>
-          <w:rFonts w:ascii="Courier New" w:hAnsi="Courier New" w:cs="Courier New"/>
-        </w:rPr>
-      </w:pPr>
-    </w:p>
-    <w:p>
-      <w:pPr>
-        <w:pStyle w:val="PlainText"/>
-        <w:rPr>
-          <w:rFonts w:ascii="Courier New" w:hAnsi="Courier New" w:cs="Courier New"/>
-        </w:rPr>
-      </w:pPr>
-      <w:r>
-        <w:rPr>
-          <w:rFonts w:ascii="Courier New" w:hAnsi="Courier New" w:cs="Courier New"/>
+          <w:rFonts w:ascii="Calibri" w:hAnsi="Calibri" w:cs="Calibri"/>
+        </w:rPr>
+      </w:pPr>
+    </w:p>
+    <w:p>
+      <w:pPr>
+        <w:pStyle w:val="PlainText"/>
+        <w:rPr>
+          <w:rFonts w:ascii="Calibri" w:hAnsi="Calibri" w:cs="Calibri"/>
+          <w:b/>
+          <w:bCs/>
+        </w:rPr>
+      </w:pPr>
+      <w:r>
+        <w:rPr>
+          <w:rFonts w:ascii="Calibri" w:hAnsi="Calibri" w:cs="Calibri"/>
+          <w:b/>
+          <w:bCs/>
+        </w:rPr>
+        <w:t>******************************************************************************</w:t>
+      </w:r>
+    </w:p>
+    <w:p>
+      <w:pPr>
+        <w:pStyle w:val="PlainText"/>
+        <w:rPr>
+          <w:rFonts w:ascii="Calibri" w:hAnsi="Calibri" w:cs="Calibri"/>
+        </w:rPr>
+      </w:pPr>
+    </w:p>
+    <w:p>
+      <w:pPr>
+        <w:pStyle w:val="PlainText"/>
+        <w:rPr>
+          <w:rFonts w:ascii="Calibri" w:hAnsi="Calibri" w:cs="Calibri"/>
+        </w:rPr>
+      </w:pPr>
+    </w:p>
+    <w:p>
+      <w:pPr>
+        <w:pStyle w:val="PlainText"/>
+        <w:rPr>
+          <w:rFonts w:ascii="Calibri" w:hAnsi="Calibri" w:cs="Calibri"/>
+          <w:b/>
+          <w:bCs/>
+        </w:rPr>
+      </w:pPr>
+      <w:r>
+        <w:rPr>
+          <w:rFonts w:ascii="Calibri" w:hAnsi="Calibri" w:cs="Calibri"/>
+          <w:b/>
+          <w:bCs/>
         </w:rPr>
         <w:t xml:space="preserve">11. </w:t>
       </w:r>
       <w:r>
         <w:rPr>
-          <w:rFonts w:ascii="Courier New" w:hAnsi="Courier New" w:cs="Courier New"/>
+          <w:rFonts w:ascii="Calibri" w:hAnsi="Calibri" w:cs="Calibri"/>
+          <w:b/>
+          <w:bCs/>
         </w:rPr>
         <w:t>11-</w:t>
       </w:r>
       <w:r>
         <w:rPr>
-          <w:rFonts w:ascii="Courier New" w:hAnsi="Courier New" w:cs="Courier New"/>
+          <w:rFonts w:ascii="Calibri" w:hAnsi="Calibri" w:cs="Calibri"/>
+          <w:b/>
+          <w:bCs/>
         </w:rPr>
         <w:t>Which country was the first to have a GDP per capita greater than $100,000?</w:t>
       </w:r>
@@ -1369,32 +1648,40 @@
       <w:pPr>
         <w:pStyle w:val="PlainText"/>
         <w:rPr>
-          <w:rFonts w:ascii="Courier New" w:hAnsi="Courier New" w:cs="Courier New"/>
-        </w:rPr>
-      </w:pPr>
-    </w:p>
-    <w:p>
-      <w:pPr>
-        <w:pStyle w:val="PlainText"/>
-        <w:rPr>
-          <w:rFonts w:ascii="Courier New" w:hAnsi="Courier New" w:cs="Courier New"/>
-        </w:rPr>
-      </w:pPr>
-      <w:r>
-        <w:rPr>
-          <w:rFonts w:ascii="Courier New" w:hAnsi="Courier New" w:cs="Courier New"/>
+          <w:rFonts w:ascii="Calibri" w:hAnsi="Calibri" w:cs="Calibri"/>
+        </w:rPr>
+      </w:pPr>
+    </w:p>
+    <w:p>
+      <w:pPr>
+        <w:pStyle w:val="PlainText"/>
+        <w:rPr>
+          <w:rFonts w:ascii="Calibri" w:hAnsi="Calibri" w:cs="Calibri"/>
+          <w:b/>
+          <w:bCs/>
+        </w:rPr>
+      </w:pPr>
+      <w:r>
+        <w:rPr>
+          <w:rFonts w:ascii="Calibri" w:hAnsi="Calibri" w:cs="Calibri"/>
+          <w:b/>
+          <w:bCs/>
         </w:rPr>
         <w:t xml:space="preserve">12. </w:t>
       </w:r>
       <w:r>
         <w:rPr>
-          <w:rFonts w:ascii="Courier New" w:hAnsi="Courier New" w:cs="Courier New"/>
+          <w:rFonts w:ascii="Calibri" w:hAnsi="Calibri" w:cs="Calibri"/>
+          <w:b/>
+          <w:bCs/>
         </w:rPr>
         <w:t>12-</w:t>
       </w:r>
       <w:r>
         <w:rPr>
-          <w:rFonts w:ascii="Courier New" w:hAnsi="Courier New" w:cs="Courier New"/>
+          <w:rFonts w:ascii="Calibri" w:hAnsi="Calibri" w:cs="Calibri"/>
+          <w:b/>
+          <w:bCs/>
         </w:rPr>
         <w:t>Which country had the highest GDP per capita in 2020? Create a plot showing how this country's GDP per capita has changed over the timespan of the dataset.</w:t>
       </w:r>
@@ -1403,46 +1690,76 @@
       <w:pPr>
         <w:pStyle w:val="PlainText"/>
         <w:rPr>
-          <w:rFonts w:ascii="Courier New" w:hAnsi="Courier New" w:cs="Courier New"/>
-        </w:rPr>
-      </w:pPr>
-    </w:p>
-    <w:p>
-      <w:pPr>
-        <w:pStyle w:val="PlainText"/>
-        <w:rPr>
-          <w:rFonts w:ascii="Courier New" w:hAnsi="Courier New" w:cs="Courier New"/>
-        </w:rPr>
-      </w:pPr>
-      <w:r>
-        <w:rPr>
-          <w:rFonts w:ascii="Courier New" w:hAnsi="Courier New" w:cs="Courier New"/>
+          <w:rFonts w:ascii="Calibri" w:hAnsi="Calibri" w:cs="Calibri"/>
+        </w:rPr>
+      </w:pPr>
+    </w:p>
+    <w:p>
+      <w:pPr>
+        <w:pStyle w:val="PlainText"/>
+        <w:rPr>
+          <w:rFonts w:ascii="Calibri" w:hAnsi="Calibri" w:cs="Calibri"/>
+          <w:b/>
+          <w:bCs/>
+        </w:rPr>
+      </w:pPr>
+      <w:r>
+        <w:rPr>
+          <w:rFonts w:ascii="Calibri" w:hAnsi="Calibri" w:cs="Calibri"/>
+          <w:b/>
+          <w:bCs/>
         </w:rPr>
         <w:t xml:space="preserve">13. </w:t>
       </w:r>
       <w:r>
         <w:rPr>
-          <w:rFonts w:ascii="Courier New" w:hAnsi="Courier New" w:cs="Courier New"/>
+          <w:rFonts w:ascii="Calibri" w:hAnsi="Calibri" w:cs="Calibri"/>
+          <w:b/>
+          <w:bCs/>
         </w:rPr>
         <w:t>13-</w:t>
       </w:r>
       <w:r>
         <w:rPr>
-          <w:rFonts w:ascii="Courier New" w:hAnsi="Courier New" w:cs="Courier New"/>
-        </w:rPr>
-        <w:t xml:space="preserve">Which country had the lowest GDP per capita in 2020? Create a plot showing how this country's GDP per capita has changed over the timespan of the dataset. **Bonus question:** Is it true in general that </w:t>
+          <w:rFonts w:ascii="Calibri" w:hAnsi="Calibri" w:cs="Calibri"/>
+          <w:b/>
+          <w:bCs/>
+        </w:rPr>
+        <w:t>Which country had the lowest GDP per capita in 2020?</w:t>
+      </w:r>
+    </w:p>
+    <w:p>
+      <w:pPr>
+        <w:pStyle w:val="PlainText"/>
+        <w:rPr>
+          <w:rFonts w:ascii="Calibri" w:hAnsi="Calibri" w:cs="Calibri"/>
+        </w:rPr>
+      </w:pPr>
+      <w:r>
+        <w:rPr>
+          <w:rFonts w:ascii="Calibri" w:hAnsi="Calibri" w:cs="Calibri"/>
+          <w:b/>
+          <w:bCs/>
+        </w:rPr>
+        <w:t xml:space="preserve">Create a plot showing how this country's GDP per capita has changed over the timespan of the dataset. </w:t>
+      </w:r>
+      <w:r>
+        <w:rPr>
+          <w:rFonts w:ascii="Calibri" w:hAnsi="Calibri" w:cs="Calibri"/>
+        </w:rPr>
+        <w:t xml:space="preserve">**Bonus question:** Is it true in general that </w:t>
       </w:r>
       <w:proofErr w:type="spellStart"/>
       <w:r>
         <w:rPr>
-          <w:rFonts w:ascii="Courier New" w:hAnsi="Courier New" w:cs="Courier New"/>
+          <w:rFonts w:ascii="Calibri" w:hAnsi="Calibri" w:cs="Calibri"/>
         </w:rPr>
         <w:t>coutries</w:t>
       </w:r>
       <w:proofErr w:type="spellEnd"/>
       <w:r>
         <w:rPr>
-          <w:rFonts w:ascii="Courier New" w:hAnsi="Courier New" w:cs="Courier New"/>
+          <w:rFonts w:ascii="Calibri" w:hAnsi="Calibri" w:cs="Calibri"/>
         </w:rPr>
         <w:t xml:space="preserve"> had a higher GDP per capita in 2020 than in 1990? Which countries had lower GDP per capita in 2020 than in 1990?</w:t>
       </w:r>
@@ -1451,150 +1768,254 @@
       <w:pPr>
         <w:pStyle w:val="PlainText"/>
         <w:rPr>
-          <w:rFonts w:ascii="Courier New" w:hAnsi="Courier New" w:cs="Courier New"/>
-        </w:rPr>
-      </w:pPr>
-    </w:p>
-    <w:p>
-      <w:pPr>
-        <w:pStyle w:val="PlainText"/>
-        <w:rPr>
-          <w:rFonts w:ascii="Courier New" w:hAnsi="Courier New" w:cs="Courier New"/>
-        </w:rPr>
-      </w:pPr>
-      <w:r>
-        <w:rPr>
-          <w:rFonts w:ascii="Courier New" w:hAnsi="Courier New" w:cs="Courier New"/>
+          <w:rFonts w:ascii="Calibri" w:hAnsi="Calibri" w:cs="Calibri"/>
+        </w:rPr>
+      </w:pPr>
+    </w:p>
+    <w:p>
+      <w:pPr>
+        <w:pStyle w:val="PlainText"/>
+        <w:rPr>
+          <w:rFonts w:ascii="Calibri" w:hAnsi="Calibri" w:cs="Calibri"/>
+          <w:b/>
+          <w:bCs/>
+        </w:rPr>
+      </w:pPr>
+      <w:r>
+        <w:rPr>
+          <w:rFonts w:ascii="Calibri" w:hAnsi="Calibri" w:cs="Calibri"/>
+          <w:b/>
+          <w:bCs/>
         </w:rPr>
         <w:t xml:space="preserve">14. </w:t>
       </w:r>
       <w:r>
         <w:rPr>
-          <w:rFonts w:ascii="Courier New" w:hAnsi="Courier New" w:cs="Courier New"/>
+          <w:rFonts w:ascii="Calibri" w:hAnsi="Calibri" w:cs="Calibri"/>
+          <w:b/>
+          <w:bCs/>
         </w:rPr>
         <w:t>14-</w:t>
       </w:r>
       <w:r>
         <w:rPr>
-          <w:rFonts w:ascii="Courier New" w:hAnsi="Courier New" w:cs="Courier New"/>
+          <w:rFonts w:ascii="Calibri" w:hAnsi="Calibri" w:cs="Calibri"/>
+          <w:b/>
+          <w:bCs/>
         </w:rPr>
         <w:t xml:space="preserve">Read </w:t>
       </w:r>
       <w:proofErr w:type="gramStart"/>
       <w:r>
         <w:rPr>
-          <w:rFonts w:ascii="Courier New" w:hAnsi="Courier New" w:cs="Courier New"/>
+          <w:rFonts w:ascii="Calibri" w:hAnsi="Calibri" w:cs="Calibri"/>
+          <w:b/>
+          <w:bCs/>
         </w:rPr>
         <w:t>in</w:t>
       </w:r>
       <w:proofErr w:type="gramEnd"/>
       <w:r>
         <w:rPr>
-          <w:rFonts w:ascii="Courier New" w:hAnsi="Courier New" w:cs="Courier New"/>
+          <w:rFonts w:ascii="Calibri" w:hAnsi="Calibri" w:cs="Calibri"/>
+          <w:b/>
+          <w:bCs/>
         </w:rPr>
         <w:t xml:space="preserve"> the internet use dataset into a </w:t>
       </w:r>
       <w:proofErr w:type="spellStart"/>
       <w:r>
         <w:rPr>
-          <w:rFonts w:ascii="Courier New" w:hAnsi="Courier New" w:cs="Courier New"/>
+          <w:rFonts w:ascii="Calibri" w:hAnsi="Calibri" w:cs="Calibri"/>
+          <w:b/>
+          <w:bCs/>
         </w:rPr>
         <w:t>DataFrame</w:t>
       </w:r>
       <w:proofErr w:type="spellEnd"/>
       <w:r>
         <w:rPr>
-          <w:rFonts w:ascii="Courier New" w:hAnsi="Courier New" w:cs="Courier New"/>
+          <w:rFonts w:ascii="Calibri" w:hAnsi="Calibri" w:cs="Calibri"/>
+          <w:b/>
+          <w:bCs/>
         </w:rPr>
         <w:t xml:space="preserve"> named `</w:t>
       </w:r>
       <w:proofErr w:type="spellStart"/>
       <w:r>
         <w:rPr>
-          <w:rFonts w:ascii="Courier New" w:hAnsi="Courier New" w:cs="Courier New"/>
+          <w:rFonts w:ascii="Calibri" w:hAnsi="Calibri" w:cs="Calibri"/>
+          <w:b/>
+          <w:bCs/>
         </w:rPr>
         <w:t>internet_df</w:t>
       </w:r>
       <w:proofErr w:type="spellEnd"/>
       <w:r>
         <w:rPr>
-          <w:rFonts w:ascii="Courier New" w:hAnsi="Courier New" w:cs="Courier New"/>
+          <w:rFonts w:ascii="Calibri" w:hAnsi="Calibri" w:cs="Calibri"/>
+          <w:b/>
+          <w:bCs/>
         </w:rPr>
         <w:t xml:space="preserve">`. You will likely get errors when doing this. Check the arguments for the </w:t>
       </w:r>
       <w:proofErr w:type="spellStart"/>
       <w:r>
         <w:rPr>
-          <w:rFonts w:ascii="Courier New" w:hAnsi="Courier New" w:cs="Courier New"/>
+          <w:rFonts w:ascii="Calibri" w:hAnsi="Calibri" w:cs="Calibri"/>
+          <w:b/>
+          <w:bCs/>
         </w:rPr>
         <w:t>read_csv</w:t>
       </w:r>
       <w:proofErr w:type="spellEnd"/>
       <w:r>
         <w:rPr>
-          <w:rFonts w:ascii="Courier New" w:hAnsi="Courier New" w:cs="Courier New"/>
-        </w:rPr>
-        <w:t xml:space="preserve"> function to find ones that can help correct the errors </w:t>
+          <w:rFonts w:ascii="Calibri" w:hAnsi="Calibri" w:cs="Calibri"/>
+          <w:b/>
+          <w:bCs/>
+        </w:rPr>
+        <w:t xml:space="preserve"> function to find ones that can help correct the errors (</w:t>
+      </w:r>
+      <w:hyperlink r:id="rId4" w:history="1">
+        <w:r>
+          <w:rPr>
+            <w:rStyle w:val="Hyperlink"/>
+            <w:rFonts w:ascii="Calibri" w:hAnsi="Calibri" w:cs="Calibri"/>
+            <w:b/>
+            <w:bCs/>
+          </w:rPr>
+          <w:t>https://pandas.pydata.org/docs/reference/api/pandas.read_csv.html</w:t>
+        </w:r>
+      </w:hyperlink>
+      <w:r>
+        <w:rPr>
+          <w:rFonts w:ascii="Calibri" w:hAnsi="Calibri" w:cs="Calibri"/>
+          <w:b/>
+          <w:bCs/>
+        </w:rPr>
+        <w:t>)</w:t>
+      </w:r>
+    </w:p>
+    <w:p>
+      <w:pPr>
+        <w:pStyle w:val="PlainText"/>
+        <w:rPr>
+          <w:rFonts w:ascii="Calibri" w:hAnsi="Calibri" w:cs="Calibri"/>
+        </w:rPr>
+      </w:pPr>
+    </w:p>
+    <w:p>
+      <w:pPr>
+        <w:pStyle w:val="PlainText"/>
+        <w:rPr>
+          <w:rFonts w:ascii="Calibri" w:hAnsi="Calibri" w:cs="Calibri"/>
+          <w:b/>
+          <w:bCs/>
+        </w:rPr>
+      </w:pPr>
+      <w:r>
+        <w:rPr>
+          <w:rFonts w:ascii="Calibri" w:hAnsi="Calibri" w:cs="Calibri"/>
+          <w:b/>
+          <w:bCs/>
+        </w:rPr>
+        <w:t xml:space="preserve">Once you </w:t>
       </w:r>
       <w:proofErr w:type="gramStart"/>
       <w:r>
         <w:rPr>
-          <w:rFonts w:ascii="Courier New" w:hAnsi="Courier New" w:cs="Courier New"/>
-        </w:rPr>
-        <w:t>(https://pandas.pydata.org/docs/reference/api/pandas.read_csv.html) Once you are able to read it in, take per a look at the top and bottom few rows to make sure that it has been read in correctly.</w:t>
+          <w:rFonts w:ascii="Calibri" w:hAnsi="Calibri" w:cs="Calibri"/>
+          <w:b/>
+          <w:bCs/>
+        </w:rPr>
+        <w:t>are able to</w:t>
       </w:r>
       <w:proofErr w:type="gramEnd"/>
       <w:r>
         <w:rPr>
-          <w:rFonts w:ascii="Courier New" w:hAnsi="Courier New" w:cs="Courier New"/>
-        </w:rPr>
-        <w:t xml:space="preserve"> Also, check the datatypes of the columns.</w:t>
-      </w:r>
-    </w:p>
-    <w:p>
-      <w:pPr>
-        <w:pStyle w:val="PlainText"/>
-        <w:rPr>
-          <w:rFonts w:ascii="Courier New" w:hAnsi="Courier New" w:cs="Courier New"/>
-        </w:rPr>
-      </w:pPr>
-    </w:p>
-    <w:p>
-      <w:pPr>
-        <w:pStyle w:val="PlainText"/>
-        <w:rPr>
-          <w:rFonts w:ascii="Courier New" w:hAnsi="Courier New" w:cs="Courier New"/>
-        </w:rPr>
-      </w:pPr>
-      <w:r>
-        <w:rPr>
-          <w:rFonts w:ascii="Courier New" w:hAnsi="Courier New" w:cs="Courier New"/>
+          <w:rFonts w:ascii="Calibri" w:hAnsi="Calibri" w:cs="Calibri"/>
+          <w:b/>
+          <w:bCs/>
+        </w:rPr>
+        <w:t xml:space="preserve"> read it in, take per a look at the top and bottom few rows to make sure that it has been </w:t>
+      </w:r>
+      <w:proofErr w:type="gramStart"/>
+      <w:r>
+        <w:rPr>
+          <w:rFonts w:ascii="Calibri" w:hAnsi="Calibri" w:cs="Calibri"/>
+          <w:b/>
+          <w:bCs/>
+        </w:rPr>
+        <w:t>read in</w:t>
+      </w:r>
+      <w:proofErr w:type="gramEnd"/>
+      <w:r>
+        <w:rPr>
+          <w:rFonts w:ascii="Calibri" w:hAnsi="Calibri" w:cs="Calibri"/>
+          <w:b/>
+          <w:bCs/>
+        </w:rPr>
+        <w:t xml:space="preserve"> correctly. Also, check the datatypes of the columns.</w:t>
+      </w:r>
+    </w:p>
+    <w:p>
+      <w:pPr>
+        <w:pStyle w:val="PlainText"/>
+        <w:rPr>
+          <w:rFonts w:ascii="Calibri" w:hAnsi="Calibri" w:cs="Calibri"/>
+        </w:rPr>
+      </w:pPr>
+    </w:p>
+    <w:p>
+      <w:pPr>
+        <w:pStyle w:val="PlainText"/>
+        <w:ind w:firstLine="720"/>
+        <w:rPr>
+          <w:rFonts w:ascii="Calibri" w:hAnsi="Calibri" w:cs="Calibri"/>
+          <w:b/>
+          <w:bCs/>
+        </w:rPr>
+      </w:pPr>
+      <w:r>
+        <w:rPr>
+          <w:rFonts w:ascii="Calibri" w:hAnsi="Calibri" w:cs="Calibri"/>
+          <w:b/>
+          <w:bCs/>
         </w:rPr>
         <w:t xml:space="preserve">15. </w:t>
       </w:r>
       <w:r>
         <w:rPr>
-          <w:rFonts w:ascii="Courier New" w:hAnsi="Courier New" w:cs="Courier New"/>
+          <w:rFonts w:ascii="Calibri" w:hAnsi="Calibri" w:cs="Calibri"/>
+          <w:b/>
+          <w:bCs/>
         </w:rPr>
         <w:t>15-</w:t>
       </w:r>
       <w:r>
         <w:rPr>
-          <w:rFonts w:ascii="Courier New" w:hAnsi="Courier New" w:cs="Courier New"/>
+          <w:rFonts w:ascii="Calibri" w:hAnsi="Calibri" w:cs="Calibri"/>
+          <w:b/>
+          <w:bCs/>
         </w:rPr>
         <w:t>Drop the `Value Footnotes` column and rename the remaining three to 'Country', 'Year', and '</w:t>
       </w:r>
       <w:proofErr w:type="spellStart"/>
       <w:r>
         <w:rPr>
-          <w:rFonts w:ascii="Courier New" w:hAnsi="Courier New" w:cs="Courier New"/>
+          <w:rFonts w:ascii="Calibri" w:hAnsi="Calibri" w:cs="Calibri"/>
+          <w:b/>
+          <w:bCs/>
         </w:rPr>
         <w:t>Internet_Users_Pct</w:t>
       </w:r>
       <w:proofErr w:type="spellEnd"/>
       <w:r>
         <w:rPr>
-          <w:rFonts w:ascii="Courier New" w:hAnsi="Courier New" w:cs="Courier New"/>
+          <w:rFonts w:ascii="Calibri" w:hAnsi="Calibri" w:cs="Calibri"/>
+          <w:b/>
+          <w:bCs/>
         </w:rPr>
         <w:t>'.</w:t>
       </w:r>
@@ -1603,32 +2024,40 @@
       <w:pPr>
         <w:pStyle w:val="PlainText"/>
         <w:rPr>
-          <w:rFonts w:ascii="Courier New" w:hAnsi="Courier New" w:cs="Courier New"/>
-        </w:rPr>
-      </w:pPr>
-    </w:p>
-    <w:p>
-      <w:pPr>
-        <w:pStyle w:val="PlainText"/>
-        <w:rPr>
-          <w:rFonts w:ascii="Courier New" w:hAnsi="Courier New" w:cs="Courier New"/>
-        </w:rPr>
-      </w:pPr>
-      <w:r>
-        <w:rPr>
-          <w:rFonts w:ascii="Courier New" w:hAnsi="Courier New" w:cs="Courier New"/>
+          <w:rFonts w:ascii="Calibri" w:hAnsi="Calibri" w:cs="Calibri"/>
+        </w:rPr>
+      </w:pPr>
+    </w:p>
+    <w:p>
+      <w:pPr>
+        <w:pStyle w:val="PlainText"/>
+        <w:rPr>
+          <w:rFonts w:ascii="Calibri" w:hAnsi="Calibri" w:cs="Calibri"/>
+          <w:b/>
+          <w:bCs/>
+        </w:rPr>
+      </w:pPr>
+      <w:r>
+        <w:rPr>
+          <w:rFonts w:ascii="Calibri" w:hAnsi="Calibri" w:cs="Calibri"/>
+          <w:b/>
+          <w:bCs/>
         </w:rPr>
         <w:t xml:space="preserve">16. </w:t>
       </w:r>
       <w:r>
         <w:rPr>
-          <w:rFonts w:ascii="Courier New" w:hAnsi="Courier New" w:cs="Courier New"/>
+          <w:rFonts w:ascii="Calibri" w:hAnsi="Calibri" w:cs="Calibri"/>
+          <w:b/>
+          <w:bCs/>
         </w:rPr>
         <w:t>16-</w:t>
       </w:r>
       <w:r>
         <w:rPr>
-          <w:rFonts w:ascii="Courier New" w:hAnsi="Courier New" w:cs="Courier New"/>
+          <w:rFonts w:ascii="Calibri" w:hAnsi="Calibri" w:cs="Calibri"/>
+          <w:b/>
+          <w:bCs/>
         </w:rPr>
         <w:t>Look at the number of observations in this dataset per year. What do you notice?</w:t>
       </w:r>
@@ -1637,32 +2066,40 @@
       <w:pPr>
         <w:pStyle w:val="PlainText"/>
         <w:rPr>
-          <w:rFonts w:ascii="Courier New" w:hAnsi="Courier New" w:cs="Courier New"/>
-        </w:rPr>
-      </w:pPr>
-    </w:p>
-    <w:p>
-      <w:pPr>
-        <w:pStyle w:val="PlainText"/>
-        <w:rPr>
-          <w:rFonts w:ascii="Courier New" w:hAnsi="Courier New" w:cs="Courier New"/>
-        </w:rPr>
-      </w:pPr>
-      <w:r>
-        <w:rPr>
-          <w:rFonts w:ascii="Courier New" w:hAnsi="Courier New" w:cs="Courier New"/>
+          <w:rFonts w:ascii="Calibri" w:hAnsi="Calibri" w:cs="Calibri"/>
+        </w:rPr>
+      </w:pPr>
+    </w:p>
+    <w:p>
+      <w:pPr>
+        <w:pStyle w:val="PlainText"/>
+        <w:rPr>
+          <w:rFonts w:ascii="Calibri" w:hAnsi="Calibri" w:cs="Calibri"/>
+          <w:b/>
+          <w:bCs/>
+        </w:rPr>
+      </w:pPr>
+      <w:r>
+        <w:rPr>
+          <w:rFonts w:ascii="Calibri" w:hAnsi="Calibri" w:cs="Calibri"/>
+          <w:b/>
+          <w:bCs/>
         </w:rPr>
         <w:t xml:space="preserve">17. </w:t>
       </w:r>
       <w:r>
         <w:rPr>
-          <w:rFonts w:ascii="Courier New" w:hAnsi="Courier New" w:cs="Courier New"/>
+          <w:rFonts w:ascii="Calibri" w:hAnsi="Calibri" w:cs="Calibri"/>
+          <w:b/>
+          <w:bCs/>
         </w:rPr>
         <w:t>17-</w:t>
       </w:r>
       <w:r>
         <w:rPr>
-          <w:rFonts w:ascii="Courier New" w:hAnsi="Courier New" w:cs="Courier New"/>
+          <w:rFonts w:ascii="Calibri" w:hAnsi="Calibri" w:cs="Calibri"/>
+          <w:b/>
+          <w:bCs/>
         </w:rPr>
         <w:t>What is the first year to have a non-zero internet users percentage value?</w:t>
       </w:r>
@@ -1671,32 +2108,40 @@
       <w:pPr>
         <w:pStyle w:val="PlainText"/>
         <w:rPr>
-          <w:rFonts w:ascii="Courier New" w:hAnsi="Courier New" w:cs="Courier New"/>
-        </w:rPr>
-      </w:pPr>
-    </w:p>
-    <w:p>
-      <w:pPr>
-        <w:pStyle w:val="PlainText"/>
-        <w:rPr>
-          <w:rFonts w:ascii="Courier New" w:hAnsi="Courier New" w:cs="Courier New"/>
-        </w:rPr>
-      </w:pPr>
-      <w:r>
-        <w:rPr>
-          <w:rFonts w:ascii="Courier New" w:hAnsi="Courier New" w:cs="Courier New"/>
+          <w:rFonts w:ascii="Calibri" w:hAnsi="Calibri" w:cs="Calibri"/>
+        </w:rPr>
+      </w:pPr>
+    </w:p>
+    <w:p>
+      <w:pPr>
+        <w:pStyle w:val="PlainText"/>
+        <w:rPr>
+          <w:rFonts w:ascii="Calibri" w:hAnsi="Calibri" w:cs="Calibri"/>
+          <w:b/>
+          <w:bCs/>
+        </w:rPr>
+      </w:pPr>
+      <w:r>
+        <w:rPr>
+          <w:rFonts w:ascii="Calibri" w:hAnsi="Calibri" w:cs="Calibri"/>
+          <w:b/>
+          <w:bCs/>
         </w:rPr>
         <w:t xml:space="preserve">18. </w:t>
       </w:r>
       <w:r>
         <w:rPr>
-          <w:rFonts w:ascii="Courier New" w:hAnsi="Courier New" w:cs="Courier New"/>
+          <w:rFonts w:ascii="Calibri" w:hAnsi="Calibri" w:cs="Calibri"/>
+          <w:b/>
+          <w:bCs/>
         </w:rPr>
         <w:t>18-</w:t>
       </w:r>
       <w:r>
         <w:rPr>
-          <w:rFonts w:ascii="Courier New" w:hAnsi="Courier New" w:cs="Courier New"/>
+          <w:rFonts w:ascii="Calibri" w:hAnsi="Calibri" w:cs="Calibri"/>
+          <w:b/>
+          <w:bCs/>
         </w:rPr>
         <w:t>How does the distribution of internet users percent differ for 2000 and 2014?</w:t>
       </w:r>
@@ -1705,32 +2150,40 @@
       <w:pPr>
         <w:pStyle w:val="PlainText"/>
         <w:rPr>
-          <w:rFonts w:ascii="Courier New" w:hAnsi="Courier New" w:cs="Courier New"/>
-        </w:rPr>
-      </w:pPr>
-    </w:p>
-    <w:p>
-      <w:pPr>
-        <w:pStyle w:val="PlainText"/>
-        <w:rPr>
-          <w:rFonts w:ascii="Courier New" w:hAnsi="Courier New" w:cs="Courier New"/>
-        </w:rPr>
-      </w:pPr>
-      <w:r>
-        <w:rPr>
-          <w:rFonts w:ascii="Courier New" w:hAnsi="Courier New" w:cs="Courier New"/>
+          <w:rFonts w:ascii="Calibri" w:hAnsi="Calibri" w:cs="Calibri"/>
+        </w:rPr>
+      </w:pPr>
+    </w:p>
+    <w:p>
+      <w:pPr>
+        <w:pStyle w:val="PlainText"/>
+        <w:rPr>
+          <w:rFonts w:ascii="Calibri" w:hAnsi="Calibri" w:cs="Calibri"/>
+          <w:b/>
+          <w:bCs/>
+        </w:rPr>
+      </w:pPr>
+      <w:r>
+        <w:rPr>
+          <w:rFonts w:ascii="Calibri" w:hAnsi="Calibri" w:cs="Calibri"/>
+          <w:b/>
+          <w:bCs/>
         </w:rPr>
         <w:t xml:space="preserve">19. </w:t>
       </w:r>
       <w:r>
         <w:rPr>
-          <w:rFonts w:ascii="Courier New" w:hAnsi="Courier New" w:cs="Courier New"/>
+          <w:rFonts w:ascii="Calibri" w:hAnsi="Calibri" w:cs="Calibri"/>
+          <w:b/>
+          <w:bCs/>
         </w:rPr>
         <w:t>19-</w:t>
       </w:r>
       <w:r>
         <w:rPr>
-          <w:rFonts w:ascii="Courier New" w:hAnsi="Courier New" w:cs="Courier New"/>
+          <w:rFonts w:ascii="Calibri" w:hAnsi="Calibri" w:cs="Calibri"/>
+          <w:b/>
+          <w:bCs/>
         </w:rPr>
         <w:t>For how many countries was the percentage of internet users below 5% in 2014?</w:t>
       </w:r>
@@ -1739,102 +2192,130 @@
       <w:pPr>
         <w:pStyle w:val="PlainText"/>
         <w:rPr>
-          <w:rFonts w:ascii="Courier New" w:hAnsi="Courier New" w:cs="Courier New"/>
-        </w:rPr>
-      </w:pPr>
-    </w:p>
-    <w:p>
-      <w:pPr>
-        <w:pStyle w:val="PlainText"/>
-        <w:rPr>
-          <w:rFonts w:ascii="Courier New" w:hAnsi="Courier New" w:cs="Courier New"/>
-        </w:rPr>
-      </w:pPr>
-      <w:r>
-        <w:rPr>
-          <w:rFonts w:ascii="Courier New" w:hAnsi="Courier New" w:cs="Courier New"/>
+          <w:rFonts w:ascii="Calibri" w:hAnsi="Calibri" w:cs="Calibri"/>
+        </w:rPr>
+      </w:pPr>
+    </w:p>
+    <w:p>
+      <w:pPr>
+        <w:pStyle w:val="PlainText"/>
+        <w:rPr>
+          <w:rFonts w:ascii="Calibri" w:hAnsi="Calibri" w:cs="Calibri"/>
+          <w:b/>
+          <w:bCs/>
+        </w:rPr>
+      </w:pPr>
+      <w:r>
+        <w:rPr>
+          <w:rFonts w:ascii="Calibri" w:hAnsi="Calibri" w:cs="Calibri"/>
+          <w:b/>
+          <w:bCs/>
         </w:rPr>
         <w:t xml:space="preserve">20. </w:t>
       </w:r>
       <w:r>
         <w:rPr>
-          <w:rFonts w:ascii="Courier New" w:hAnsi="Courier New" w:cs="Courier New"/>
+          <w:rFonts w:ascii="Calibri" w:hAnsi="Calibri" w:cs="Calibri"/>
+          <w:b/>
+          <w:bCs/>
         </w:rPr>
         <w:t>20-</w:t>
       </w:r>
       <w:r>
         <w:rPr>
-          <w:rFonts w:ascii="Courier New" w:hAnsi="Courier New" w:cs="Courier New"/>
+          <w:rFonts w:ascii="Calibri" w:hAnsi="Calibri" w:cs="Calibri"/>
+          <w:b/>
+          <w:bCs/>
         </w:rPr>
         <w:t xml:space="preserve">Merge the two </w:t>
       </w:r>
       <w:proofErr w:type="spellStart"/>
       <w:r>
         <w:rPr>
-          <w:rFonts w:ascii="Courier New" w:hAnsi="Courier New" w:cs="Courier New"/>
+          <w:rFonts w:ascii="Calibri" w:hAnsi="Calibri" w:cs="Calibri"/>
+          <w:b/>
+          <w:bCs/>
         </w:rPr>
         <w:t>DataFrames</w:t>
       </w:r>
       <w:proofErr w:type="spellEnd"/>
       <w:r>
         <w:rPr>
-          <w:rFonts w:ascii="Courier New" w:hAnsi="Courier New" w:cs="Courier New"/>
+          <w:rFonts w:ascii="Calibri" w:hAnsi="Calibri" w:cs="Calibri"/>
+          <w:b/>
+          <w:bCs/>
         </w:rPr>
         <w:t xml:space="preserve"> to one. Do this in a way that keeps **all rows** from each of the two </w:t>
       </w:r>
       <w:proofErr w:type="spellStart"/>
       <w:r>
         <w:rPr>
-          <w:rFonts w:ascii="Courier New" w:hAnsi="Courier New" w:cs="Courier New"/>
+          <w:rFonts w:ascii="Calibri" w:hAnsi="Calibri" w:cs="Calibri"/>
+          <w:b/>
+          <w:bCs/>
         </w:rPr>
         <w:t>DataFrames</w:t>
       </w:r>
       <w:proofErr w:type="spellEnd"/>
       <w:r>
         <w:rPr>
-          <w:rFonts w:ascii="Courier New" w:hAnsi="Courier New" w:cs="Courier New"/>
+          <w:rFonts w:ascii="Calibri" w:hAnsi="Calibri" w:cs="Calibri"/>
+          <w:b/>
+          <w:bCs/>
         </w:rPr>
         <w:t xml:space="preserve">. Call the new </w:t>
       </w:r>
       <w:proofErr w:type="spellStart"/>
       <w:r>
         <w:rPr>
-          <w:rFonts w:ascii="Courier New" w:hAnsi="Courier New" w:cs="Courier New"/>
+          <w:rFonts w:ascii="Calibri" w:hAnsi="Calibri" w:cs="Calibri"/>
+          <w:b/>
+          <w:bCs/>
         </w:rPr>
         <w:t>DataFrame</w:t>
       </w:r>
       <w:proofErr w:type="spellEnd"/>
       <w:r>
         <w:rPr>
-          <w:rFonts w:ascii="Courier New" w:hAnsi="Courier New" w:cs="Courier New"/>
+          <w:rFonts w:ascii="Calibri" w:hAnsi="Calibri" w:cs="Calibri"/>
+          <w:b/>
+          <w:bCs/>
         </w:rPr>
         <w:t xml:space="preserve"> `</w:t>
       </w:r>
       <w:proofErr w:type="spellStart"/>
       <w:r>
         <w:rPr>
-          <w:rFonts w:ascii="Courier New" w:hAnsi="Courier New" w:cs="Courier New"/>
+          <w:rFonts w:ascii="Calibri" w:hAnsi="Calibri" w:cs="Calibri"/>
+          <w:b/>
+          <w:bCs/>
         </w:rPr>
         <w:t>gdp_and_internet_use</w:t>
       </w:r>
       <w:proofErr w:type="spellEnd"/>
       <w:r>
         <w:rPr>
-          <w:rFonts w:ascii="Courier New" w:hAnsi="Courier New" w:cs="Courier New"/>
+          <w:rFonts w:ascii="Calibri" w:hAnsi="Calibri" w:cs="Calibri"/>
+          <w:b/>
+          <w:bCs/>
         </w:rPr>
         <w:t xml:space="preserve">`. Look at the first and last few rows to confirm that </w:t>
       </w:r>
       <w:proofErr w:type="gramStart"/>
       <w:r>
         <w:rPr>
-          <w:rFonts w:ascii="Courier New" w:hAnsi="Courier New" w:cs="Courier New"/>
+          <w:rFonts w:ascii="Calibri" w:hAnsi="Calibri" w:cs="Calibri"/>
+          <w:b/>
+          <w:bCs/>
         </w:rPr>
         <w:t>it</w:t>
       </w:r>
       <w:proofErr w:type="gramEnd"/>
       <w:r>
         <w:rPr>
-          <w:rFonts w:ascii="Courier New" w:hAnsi="Courier New" w:cs="Courier New"/>
+          <w:rFonts w:ascii="Calibri" w:hAnsi="Calibri" w:cs="Calibri"/>
+          <w:b/>
+          <w:bCs/>
         </w:rPr>
         <w:t xml:space="preserve"> merged correctly.</w:t>
       </w:r>
@@ -1843,46 +2324,60 @@
       <w:pPr>
         <w:pStyle w:val="PlainText"/>
         <w:rPr>
-          <w:rFonts w:ascii="Courier New" w:hAnsi="Courier New" w:cs="Courier New"/>
-        </w:rPr>
-      </w:pPr>
-    </w:p>
-    <w:p>
-      <w:pPr>
-        <w:pStyle w:val="PlainText"/>
-        <w:rPr>
-          <w:rFonts w:ascii="Courier New" w:hAnsi="Courier New" w:cs="Courier New"/>
-        </w:rPr>
-      </w:pPr>
-      <w:r>
-        <w:rPr>
-          <w:rFonts w:ascii="Courier New" w:hAnsi="Courier New" w:cs="Courier New"/>
+          <w:rFonts w:ascii="Calibri" w:hAnsi="Calibri" w:cs="Calibri"/>
+          <w:b/>
+          <w:bCs/>
+        </w:rPr>
+      </w:pPr>
+    </w:p>
+    <w:p>
+      <w:pPr>
+        <w:pStyle w:val="PlainText"/>
+        <w:rPr>
+          <w:rFonts w:ascii="Calibri" w:hAnsi="Calibri" w:cs="Calibri"/>
+        </w:rPr>
+      </w:pPr>
+      <w:r>
+        <w:rPr>
+          <w:rFonts w:ascii="Calibri" w:hAnsi="Calibri" w:cs="Calibri"/>
+          <w:b/>
+          <w:bCs/>
         </w:rPr>
         <w:t xml:space="preserve">21. </w:t>
       </w:r>
       <w:r>
         <w:rPr>
-          <w:rFonts w:ascii="Courier New" w:hAnsi="Courier New" w:cs="Courier New"/>
+          <w:rFonts w:ascii="Calibri" w:hAnsi="Calibri" w:cs="Calibri"/>
+          <w:b/>
+          <w:bCs/>
         </w:rPr>
         <w:t>21-</w:t>
       </w:r>
       <w:r>
         <w:rPr>
-          <w:rFonts w:ascii="Courier New" w:hAnsi="Courier New" w:cs="Courier New"/>
-        </w:rPr>
-        <w:t xml:space="preserve">Find the three countries with the highest internet users percentage in 2014. Use a seaborn </w:t>
+          <w:rFonts w:ascii="Calibri" w:hAnsi="Calibri" w:cs="Calibri"/>
+          <w:b/>
+          <w:bCs/>
+        </w:rPr>
+        <w:t xml:space="preserve">Find the three countries with the highest internet users percentage in 2014. </w:t>
+      </w:r>
+      <w:r>
+        <w:rPr>
+          <w:rFonts w:ascii="Calibri" w:hAnsi="Calibri" w:cs="Calibri"/>
+        </w:rPr>
+        <w:t xml:space="preserve">Use a seaborn </w:t>
       </w:r>
       <w:proofErr w:type="spellStart"/>
       <w:r>
         <w:rPr>
-          <w:rFonts w:ascii="Courier New" w:hAnsi="Courier New" w:cs="Courier New"/>
+          <w:rFonts w:ascii="Calibri" w:hAnsi="Calibri" w:cs="Calibri"/>
         </w:rPr>
         <w:t>FacetGrid</w:t>
       </w:r>
       <w:proofErr w:type="spellEnd"/>
       <w:r>
         <w:rPr>
-          <w:rFonts w:ascii="Courier New" w:hAnsi="Courier New" w:cs="Courier New"/>
+          <w:rFonts w:ascii="Calibri" w:hAnsi="Calibri" w:cs="Calibri"/>
         </w:rPr>
         <w:t xml:space="preserve"> (https://seaborn.pydata.org/generated/seaborn.FacetGrid.html) to compare how the GDP per capita has changed over time for these three countries. What do you notice?</w:t>
       </w:r>
@@ -1891,60 +2386,60 @@
       <w:pPr>
         <w:pStyle w:val="PlainText"/>
         <w:rPr>
-          <w:rFonts w:ascii="Courier New" w:hAnsi="Courier New" w:cs="Courier New"/>
-        </w:rPr>
-      </w:pPr>
-    </w:p>
-    <w:p>
-      <w:pPr>
-        <w:pStyle w:val="PlainText"/>
-        <w:rPr>
-          <w:rFonts w:ascii="Courier New" w:hAnsi="Courier New" w:cs="Courier New"/>
-        </w:rPr>
-      </w:pPr>
-      <w:r>
-        <w:rPr>
-          <w:rFonts w:ascii="Courier New" w:hAnsi="Courier New" w:cs="Courier New"/>
+          <w:rFonts w:ascii="Calibri" w:hAnsi="Calibri" w:cs="Calibri"/>
+        </w:rPr>
+      </w:pPr>
+    </w:p>
+    <w:p>
+      <w:pPr>
+        <w:pStyle w:val="PlainText"/>
+        <w:rPr>
+          <w:rFonts w:ascii="Calibri" w:hAnsi="Calibri" w:cs="Calibri"/>
+        </w:rPr>
+      </w:pPr>
+      <w:r>
+        <w:rPr>
+          <w:rFonts w:ascii="Calibri" w:hAnsi="Calibri" w:cs="Calibri"/>
         </w:rPr>
         <w:t xml:space="preserve">22. </w:t>
       </w:r>
       <w:r>
         <w:rPr>
-          <w:rFonts w:ascii="Courier New" w:hAnsi="Courier New" w:cs="Courier New"/>
+          <w:rFonts w:ascii="Calibri" w:hAnsi="Calibri" w:cs="Calibri"/>
         </w:rPr>
         <w:t>22-</w:t>
       </w:r>
       <w:r>
         <w:rPr>
-          <w:rFonts w:ascii="Courier New" w:hAnsi="Courier New" w:cs="Courier New"/>
+          <w:rFonts w:ascii="Calibri" w:hAnsi="Calibri" w:cs="Calibri"/>
         </w:rPr>
         <w:t>Subset `</w:t>
       </w:r>
       <w:proofErr w:type="spellStart"/>
       <w:r>
         <w:rPr>
-          <w:rFonts w:ascii="Courier New" w:hAnsi="Courier New" w:cs="Courier New"/>
+          <w:rFonts w:ascii="Calibri" w:hAnsi="Calibri" w:cs="Calibri"/>
         </w:rPr>
         <w:t>gdp_and_internet_use</w:t>
       </w:r>
       <w:proofErr w:type="spellEnd"/>
       <w:r>
         <w:rPr>
-          <w:rFonts w:ascii="Courier New" w:hAnsi="Courier New" w:cs="Courier New"/>
+          <w:rFonts w:ascii="Calibri" w:hAnsi="Calibri" w:cs="Calibri"/>
         </w:rPr>
         <w:t xml:space="preserve">` to just the year 2014. Save this as a new </w:t>
       </w:r>
       <w:proofErr w:type="spellStart"/>
       <w:r>
         <w:rPr>
-          <w:rFonts w:ascii="Courier New" w:hAnsi="Courier New" w:cs="Courier New"/>
+          <w:rFonts w:ascii="Calibri" w:hAnsi="Calibri" w:cs="Calibri"/>
         </w:rPr>
         <w:t>dataframe</w:t>
       </w:r>
       <w:proofErr w:type="spellEnd"/>
       <w:r>
         <w:rPr>
-          <w:rFonts w:ascii="Courier New" w:hAnsi="Courier New" w:cs="Courier New"/>
+          <w:rFonts w:ascii="Calibri" w:hAnsi="Calibri" w:cs="Calibri"/>
         </w:rPr>
         <w:t xml:space="preserve"> named `gdp_and_internet_use_2014`.</w:t>
       </w:r>
@@ -1953,32 +2448,32 @@
       <w:pPr>
         <w:pStyle w:val="PlainText"/>
         <w:rPr>
-          <w:rFonts w:ascii="Courier New" w:hAnsi="Courier New" w:cs="Courier New"/>
-        </w:rPr>
-      </w:pPr>
-    </w:p>
-    <w:p>
-      <w:pPr>
-        <w:pStyle w:val="PlainText"/>
-        <w:rPr>
-          <w:rFonts w:ascii="Courier New" w:hAnsi="Courier New" w:cs="Courier New"/>
-        </w:rPr>
-      </w:pPr>
-      <w:r>
-        <w:rPr>
-          <w:rFonts w:ascii="Courier New" w:hAnsi="Courier New" w:cs="Courier New"/>
+          <w:rFonts w:ascii="Calibri" w:hAnsi="Calibri" w:cs="Calibri"/>
+        </w:rPr>
+      </w:pPr>
+    </w:p>
+    <w:p>
+      <w:pPr>
+        <w:pStyle w:val="PlainText"/>
+        <w:rPr>
+          <w:rFonts w:ascii="Calibri" w:hAnsi="Calibri" w:cs="Calibri"/>
+        </w:rPr>
+      </w:pPr>
+      <w:r>
+        <w:rPr>
+          <w:rFonts w:ascii="Calibri" w:hAnsi="Calibri" w:cs="Calibri"/>
         </w:rPr>
         <w:t xml:space="preserve">23. </w:t>
       </w:r>
       <w:r>
         <w:rPr>
-          <w:rFonts w:ascii="Courier New" w:hAnsi="Courier New" w:cs="Courier New"/>
+          <w:rFonts w:ascii="Calibri" w:hAnsi="Calibri" w:cs="Calibri"/>
         </w:rPr>
         <w:t>23-</w:t>
       </w:r>
       <w:r>
         <w:rPr>
-          <w:rFonts w:ascii="Courier New" w:hAnsi="Courier New" w:cs="Courier New"/>
+          <w:rFonts w:ascii="Calibri" w:hAnsi="Calibri" w:cs="Calibri"/>
         </w:rPr>
         <w:t>Create a plot which compares Internet Users Percentage and GDP per Capita for the year 2014. What do you notice from this plot? If you see any unusual points, investigate them.</w:t>
       </w:r>
@@ -1987,60 +2482,60 @@
       <w:pPr>
         <w:pStyle w:val="PlainText"/>
         <w:rPr>
-          <w:rFonts w:ascii="Courier New" w:hAnsi="Courier New" w:cs="Courier New"/>
-        </w:rPr>
-      </w:pPr>
-    </w:p>
-    <w:p>
-      <w:pPr>
-        <w:pStyle w:val="PlainText"/>
-        <w:rPr>
-          <w:rFonts w:ascii="Courier New" w:hAnsi="Courier New" w:cs="Courier New"/>
-        </w:rPr>
-      </w:pPr>
-      <w:r>
-        <w:rPr>
-          <w:rFonts w:ascii="Courier New" w:hAnsi="Courier New" w:cs="Courier New"/>
+          <w:rFonts w:ascii="Calibri" w:hAnsi="Calibri" w:cs="Calibri"/>
+        </w:rPr>
+      </w:pPr>
+    </w:p>
+    <w:p>
+      <w:pPr>
+        <w:pStyle w:val="PlainText"/>
+        <w:rPr>
+          <w:rFonts w:ascii="Calibri" w:hAnsi="Calibri" w:cs="Calibri"/>
+        </w:rPr>
+      </w:pPr>
+      <w:r>
+        <w:rPr>
+          <w:rFonts w:ascii="Calibri" w:hAnsi="Calibri" w:cs="Calibri"/>
         </w:rPr>
         <w:t xml:space="preserve">24. </w:t>
       </w:r>
       <w:r>
         <w:rPr>
-          <w:rFonts w:ascii="Courier New" w:hAnsi="Courier New" w:cs="Courier New"/>
+          <w:rFonts w:ascii="Calibri" w:hAnsi="Calibri" w:cs="Calibri"/>
         </w:rPr>
         <w:t>24-</w:t>
       </w:r>
       <w:r>
         <w:rPr>
-          <w:rFonts w:ascii="Courier New" w:hAnsi="Courier New" w:cs="Courier New"/>
+          <w:rFonts w:ascii="Calibri" w:hAnsi="Calibri" w:cs="Calibri"/>
         </w:rPr>
         <w:t>**Stretch Question:** Use the `</w:t>
       </w:r>
       <w:proofErr w:type="spellStart"/>
       <w:r>
         <w:rPr>
-          <w:rFonts w:ascii="Courier New" w:hAnsi="Courier New" w:cs="Courier New"/>
+          <w:rFonts w:ascii="Calibri" w:hAnsi="Calibri" w:cs="Calibri"/>
         </w:rPr>
         <w:t>qcut</w:t>
       </w:r>
       <w:proofErr w:type="spellEnd"/>
       <w:r>
         <w:rPr>
-          <w:rFonts w:ascii="Courier New" w:hAnsi="Courier New" w:cs="Courier New"/>
+          <w:rFonts w:ascii="Calibri" w:hAnsi="Calibri" w:cs="Calibri"/>
         </w:rPr>
         <w:t>` function from pandas (https://pandas.pydata.org/docs/reference/api/pandas.qcut.html) to divide countries in `gdp_per_capita_2014` into three groups based on their GDP per capita values. Label these groups as "Low", "Medium", and "High". Put these labels in a new column, named "</w:t>
       </w:r>
       <w:proofErr w:type="spellStart"/>
       <w:r>
         <w:rPr>
-          <w:rFonts w:ascii="Courier New" w:hAnsi="Courier New" w:cs="Courier New"/>
+          <w:rFonts w:ascii="Calibri" w:hAnsi="Calibri" w:cs="Calibri"/>
         </w:rPr>
         <w:t>GDP_group</w:t>
       </w:r>
       <w:proofErr w:type="spellEnd"/>
       <w:r>
         <w:rPr>
-          <w:rFonts w:ascii="Courier New" w:hAnsi="Courier New" w:cs="Courier New"/>
+          <w:rFonts w:ascii="Calibri" w:hAnsi="Calibri" w:cs="Calibri"/>
         </w:rPr>
         <w:t>".</w:t>
       </w:r>
@@ -2049,46 +2544,46 @@
       <w:pPr>
         <w:pStyle w:val="PlainText"/>
         <w:rPr>
-          <w:rFonts w:ascii="Courier New" w:hAnsi="Courier New" w:cs="Courier New"/>
-        </w:rPr>
-      </w:pPr>
-    </w:p>
-    <w:p>
-      <w:pPr>
-        <w:pStyle w:val="PlainText"/>
-        <w:rPr>
-          <w:rFonts w:ascii="Courier New" w:hAnsi="Courier New" w:cs="Courier New"/>
-        </w:rPr>
-      </w:pPr>
-      <w:r>
-        <w:rPr>
-          <w:rFonts w:ascii="Courier New" w:hAnsi="Courier New" w:cs="Courier New"/>
+          <w:rFonts w:ascii="Calibri" w:hAnsi="Calibri" w:cs="Calibri"/>
+        </w:rPr>
+      </w:pPr>
+    </w:p>
+    <w:p>
+      <w:pPr>
+        <w:pStyle w:val="PlainText"/>
+        <w:rPr>
+          <w:rFonts w:ascii="Calibri" w:hAnsi="Calibri" w:cs="Calibri"/>
+        </w:rPr>
+      </w:pPr>
+      <w:r>
+        <w:rPr>
+          <w:rFonts w:ascii="Calibri" w:hAnsi="Calibri" w:cs="Calibri"/>
         </w:rPr>
         <w:t xml:space="preserve">25. </w:t>
       </w:r>
       <w:r>
         <w:rPr>
-          <w:rFonts w:ascii="Courier New" w:hAnsi="Courier New" w:cs="Courier New"/>
+          <w:rFonts w:ascii="Calibri" w:hAnsi="Calibri" w:cs="Calibri"/>
         </w:rPr>
         <w:t>25-</w:t>
       </w:r>
       <w:r>
         <w:rPr>
-          <w:rFonts w:ascii="Courier New" w:hAnsi="Courier New" w:cs="Courier New"/>
+          <w:rFonts w:ascii="Calibri" w:hAnsi="Calibri" w:cs="Calibri"/>
         </w:rPr>
         <w:t xml:space="preserve">**Stretch Question:** How does the median internet users percentage compare for the three </w:t>
       </w:r>
       <w:proofErr w:type="spellStart"/>
       <w:r>
         <w:rPr>
-          <w:rFonts w:ascii="Courier New" w:hAnsi="Courier New" w:cs="Courier New"/>
+          <w:rFonts w:ascii="Calibri" w:hAnsi="Calibri" w:cs="Calibri"/>
         </w:rPr>
         <w:t>gdp</w:t>
       </w:r>
       <w:proofErr w:type="spellEnd"/>
       <w:r>
         <w:rPr>
-          <w:rFonts w:ascii="Courier New" w:hAnsi="Courier New" w:cs="Courier New"/>
+          <w:rFonts w:ascii="Calibri" w:hAnsi="Calibri" w:cs="Calibri"/>
         </w:rPr>
         <w:t xml:space="preserve"> groups?</w:t>
       </w:r>
@@ -2097,20 +2592,20 @@
       <w:pPr>
         <w:pStyle w:val="PlainText"/>
         <w:rPr>
-          <w:rFonts w:ascii="Courier New" w:hAnsi="Courier New" w:cs="Courier New"/>
-        </w:rPr>
-      </w:pPr>
-    </w:p>
-    <w:p>
-      <w:pPr>
-        <w:pStyle w:val="PlainText"/>
-        <w:rPr>
-          <w:rFonts w:ascii="Courier New" w:hAnsi="Courier New" w:cs="Courier New"/>
-        </w:rPr>
-      </w:pPr>
-      <w:r>
-        <w:rPr>
-          <w:rFonts w:ascii="Courier New" w:hAnsi="Courier New" w:cs="Courier New"/>
+          <w:rFonts w:ascii="Calibri" w:hAnsi="Calibri" w:cs="Calibri"/>
+        </w:rPr>
+      </w:pPr>
+    </w:p>
+    <w:p>
+      <w:pPr>
+        <w:pStyle w:val="PlainText"/>
+        <w:rPr>
+          <w:rFonts w:ascii="Calibri" w:hAnsi="Calibri" w:cs="Calibri"/>
+        </w:rPr>
+      </w:pPr>
+      <w:r>
+        <w:rPr>
+          <w:rFonts w:ascii="Calibri" w:hAnsi="Calibri" w:cs="Calibri"/>
         </w:rPr>
         <w:t>### Bonus exercise:</w:t>
       </w:r>
@@ -2119,24 +2614,24 @@
       <w:pPr>
         <w:pStyle w:val="PlainText"/>
         <w:rPr>
-          <w:rFonts w:ascii="Courier New" w:hAnsi="Courier New" w:cs="Courier New"/>
-        </w:rPr>
-      </w:pPr>
-      <w:r>
-        <w:rPr>
-          <w:rFonts w:ascii="Courier New" w:hAnsi="Courier New" w:cs="Courier New"/>
+          <w:rFonts w:ascii="Calibri" w:hAnsi="Calibri" w:cs="Calibri"/>
+        </w:rPr>
+      </w:pPr>
+      <w:r>
+        <w:rPr>
+          <w:rFonts w:ascii="Calibri" w:hAnsi="Calibri" w:cs="Calibri"/>
         </w:rPr>
         <w:t xml:space="preserve">1.    </w:t>
       </w:r>
       <w:r>
         <w:rPr>
-          <w:rFonts w:ascii="Courier New" w:hAnsi="Courier New" w:cs="Courier New"/>
+          <w:rFonts w:ascii="Calibri" w:hAnsi="Calibri" w:cs="Calibri"/>
         </w:rPr>
         <w:t>1-</w:t>
       </w:r>
       <w:r>
         <w:rPr>
-          <w:rFonts w:ascii="Courier New" w:hAnsi="Courier New" w:cs="Courier New"/>
+          <w:rFonts w:ascii="Calibri" w:hAnsi="Calibri" w:cs="Calibri"/>
         </w:rPr>
         <w:t>Download another data set from the UN data (http://data.un.org/Explorer.aspx) to merge with your data and explore.</w:t>
       </w:r>
@@ -2607,6 +3102,29 @@
       <w:szCs w:val="21"/>
     </w:rPr>
   </w:style>
+  <w:style w:type="character" w:styleId="Hyperlink">
+    <w:name w:val="Hyperlink"/>
+    <w:basedOn w:val="DefaultParagraphFont"/>
+    <w:uiPriority w:val="99"/>
+    <w:unhideWhenUsed/>
+    <w:rsid w:val="0018541B"/>
+    <w:rPr>
+      <w:color w:val="467886" w:themeColor="hyperlink"/>
+      <w:u w:val="single"/>
+    </w:rPr>
+  </w:style>
+  <w:style w:type="character" w:styleId="UnresolvedMention">
+    <w:name w:val="Unresolved Mention"/>
+    <w:basedOn w:val="DefaultParagraphFont"/>
+    <w:uiPriority w:val="99"/>
+    <w:semiHidden/>
+    <w:unhideWhenUsed/>
+    <w:rsid w:val="0018541B"/>
+    <w:rPr>
+      <w:color w:val="605E5C"/>
+      <w:shd w:val="clear" w:color="auto" w:fill="E1DFDD"/>
+    </w:rPr>
+  </w:style>
 </w:styles>
 </file>
 
